--- a/zht/docx/151.content.docx
+++ b/zht/docx/151.content.docx
@@ -402,114 +402,84 @@
           <w:lang w:val="zh_TW" w:bidi="zh_TW"/>
         </w:rPr>
       </w:r>
-      <w:hyperlink r:id="rId13">
-        <w:r>
-          <w:rPr>
-            <w:lang w:val="zh_TW" w:bidi="zh_TW"/>
-          </w:rPr>
-          <w:rPr>
-            <w:color w:val="0000EE"/>
-            <w:u w:val="single"/>
-          </w:rPr>
-          <w:t>使徒行傳5:37</w:t>
-        </w:r>
-      </w:hyperlink>
-    </w:p>
-    <w:p>
-      <w:pPr>
-        <w:pStyle w:val="ListBullet"/>
-        <w:spacing w:line="240" w:lineRule="auto"/>
-        <w:ind w:left="720"/>
-      </w:pPr>
-      <w:r>
-        <w:rPr>
-          <w:lang w:val="zh_TW" w:bidi="zh_TW"/>
-        </w:rPr>
-      </w:r>
-      <w:hyperlink r:id="rId14">
-        <w:r>
-          <w:rPr>
-            <w:lang w:val="zh_TW" w:bidi="zh_TW"/>
-          </w:rPr>
-          <w:rPr>
-            <w:color w:val="0000EE"/>
-            <w:u w:val="single"/>
-          </w:rPr>
-          <w:t>出埃及記30:12</w:t>
-        </w:r>
-      </w:hyperlink>
-    </w:p>
-    <w:p>
-      <w:pPr>
-        <w:pStyle w:val="ListBullet"/>
-        <w:spacing w:line="240" w:lineRule="auto"/>
-        <w:ind w:left="720"/>
-      </w:pPr>
-      <w:r>
-        <w:rPr>
-          <w:lang w:val="zh_TW" w:bidi="zh_TW"/>
-        </w:rPr>
-      </w:r>
-      <w:hyperlink r:id="rId15">
-        <w:r>
-          <w:rPr>
-            <w:lang w:val="zh_TW" w:bidi="zh_TW"/>
-          </w:rPr>
-          <w:rPr>
-            <w:color w:val="0000EE"/>
-            <w:u w:val="single"/>
-          </w:rPr>
-          <w:t>出埃及記38:26</w:t>
-        </w:r>
-      </w:hyperlink>
-    </w:p>
-    <w:p>
-      <w:pPr>
-        <w:pStyle w:val="ListBullet"/>
-        <w:spacing w:line="240" w:lineRule="auto"/>
-        <w:ind w:left="720"/>
-      </w:pPr>
-      <w:r>
-        <w:rPr>
-          <w:lang w:val="zh_TW" w:bidi="zh_TW"/>
-        </w:rPr>
-      </w:r>
-      <w:hyperlink r:id="rId16">
-        <w:r>
-          <w:rPr>
-            <w:lang w:val="zh_TW" w:bidi="zh_TW"/>
-          </w:rPr>
-          <w:rPr>
-            <w:color w:val="0000EE"/>
-            <w:u w:val="single"/>
-          </w:rPr>
-          <w:t>路加福音2:3</w:t>
-        </w:r>
-      </w:hyperlink>
-    </w:p>
-    <w:p>
-      <w:pPr>
-        <w:pStyle w:val="ListBullet"/>
-        <w:spacing w:line="240" w:lineRule="auto"/>
-        <w:ind w:left="720"/>
-      </w:pPr>
-      <w:r>
-        <w:rPr>
-          <w:lang w:val="zh_TW" w:bidi="zh_TW"/>
-        </w:rPr>
-      </w:r>
-      <w:hyperlink r:id="rId17">
-        <w:r>
-          <w:rPr>
-            <w:lang w:val="zh_TW" w:bidi="zh_TW"/>
-          </w:rPr>
-          <w:rPr>
-            <w:color w:val="0000EE"/>
-            <w:u w:val="single"/>
-          </w:rPr>
-          <w:t>民數記4:1–4</w:t>
-        </w:r>
-      </w:hyperlink>
+      <w:r>
+        <w:rPr>
+          <w:lang w:val="zh_TW" w:bidi="zh_TW"/>
+        </w:rPr>
+        <w:t>使徒行傳5:37</w:t>
+      </w:r>
+    </w:p>
+    <w:p>
+      <w:pPr>
+        <w:pStyle w:val="ListBullet"/>
+        <w:spacing w:line="240" w:lineRule="auto"/>
+        <w:ind w:left="720"/>
+      </w:pPr>
+      <w:r>
+        <w:rPr>
+          <w:lang w:val="zh_TW" w:bidi="zh_TW"/>
+        </w:rPr>
+      </w:r>
+      <w:r>
+        <w:rPr>
+          <w:lang w:val="zh_TW" w:bidi="zh_TW"/>
+        </w:rPr>
+        <w:t>出埃及記30:12</w:t>
+      </w:r>
+    </w:p>
+    <w:p>
+      <w:pPr>
+        <w:pStyle w:val="ListBullet"/>
+        <w:spacing w:line="240" w:lineRule="auto"/>
+        <w:ind w:left="720"/>
+      </w:pPr>
+      <w:r>
+        <w:rPr>
+          <w:lang w:val="zh_TW" w:bidi="zh_TW"/>
+        </w:rPr>
+      </w:r>
+      <w:r>
+        <w:rPr>
+          <w:lang w:val="zh_TW" w:bidi="zh_TW"/>
+        </w:rPr>
+        <w:t>出埃及記38:26</w:t>
+      </w:r>
+    </w:p>
+    <w:p>
+      <w:pPr>
+        <w:pStyle w:val="ListBullet"/>
+        <w:spacing w:line="240" w:lineRule="auto"/>
+        <w:ind w:left="720"/>
+      </w:pPr>
+      <w:r>
+        <w:rPr>
+          <w:lang w:val="zh_TW" w:bidi="zh_TW"/>
+        </w:rPr>
+      </w:r>
+      <w:r>
+        <w:rPr>
+          <w:lang w:val="zh_TW" w:bidi="zh_TW"/>
+        </w:rPr>
+        <w:t>路加福音2:3</w:t>
+      </w:r>
+    </w:p>
+    <w:p>
+      <w:pPr>
+        <w:pStyle w:val="ListBullet"/>
+        <w:spacing w:line="240" w:lineRule="auto"/>
+        <w:ind w:left="720"/>
+      </w:pPr>
+      <w:r>
+        <w:rPr>
+          <w:lang w:val="zh_TW" w:bidi="zh_TW"/>
+        </w:rPr>
+      </w:r>
+      <w:r>
+        <w:rPr>
+          <w:lang w:val="zh_TW" w:bidi="zh_TW"/>
+        </w:rPr>
+        <w:t>民數記4:1–4</w:t>
+      </w:r>
     </w:p>
     <w:p>
       <w:pPr>
@@ -856,210 +826,156 @@
           <w:lang w:val="zh_TW" w:bidi="zh_TW"/>
         </w:rPr>
       </w:r>
-      <w:hyperlink r:id="rId18">
-        <w:r>
-          <w:rPr>
-            <w:lang w:val="zh_TW" w:bidi="zh_TW"/>
-          </w:rPr>
-          <w:rPr>
-            <w:color w:val="0000EE"/>
-            <w:u w:val="single"/>
-          </w:rPr>
-          <w:t>使徒行傳7:56</w:t>
-        </w:r>
-      </w:hyperlink>
-    </w:p>
-    <w:p>
-      <w:pPr>
-        <w:pStyle w:val="ListBullet"/>
-        <w:spacing w:line="240" w:lineRule="auto"/>
-        <w:ind w:left="720"/>
-      </w:pPr>
-      <w:r>
-        <w:rPr>
-          <w:lang w:val="zh_TW" w:bidi="zh_TW"/>
-        </w:rPr>
-      </w:r>
-      <w:hyperlink r:id="rId19">
-        <w:r>
-          <w:rPr>
-            <w:lang w:val="zh_TW" w:bidi="zh_TW"/>
-          </w:rPr>
-          <w:rPr>
-            <w:color w:val="0000EE"/>
-            <w:u w:val="single"/>
-          </w:rPr>
-          <w:t>但以理書7:14</w:t>
-        </w:r>
-      </w:hyperlink>
-    </w:p>
-    <w:p>
-      <w:pPr>
-        <w:pStyle w:val="ListBullet"/>
-        <w:spacing w:line="240" w:lineRule="auto"/>
-        <w:ind w:left="720"/>
-      </w:pPr>
-      <w:r>
-        <w:rPr>
-          <w:lang w:val="zh_TW" w:bidi="zh_TW"/>
-        </w:rPr>
-      </w:r>
-      <w:hyperlink r:id="rId20">
-        <w:r>
-          <w:rPr>
-            <w:lang w:val="zh_TW" w:bidi="zh_TW"/>
-          </w:rPr>
-          <w:rPr>
-            <w:color w:val="0000EE"/>
-            <w:u w:val="single"/>
-          </w:rPr>
-          <w:t>以西結書43:6–8</w:t>
-        </w:r>
-      </w:hyperlink>
-    </w:p>
-    <w:p>
-      <w:pPr>
-        <w:pStyle w:val="ListBullet"/>
-        <w:spacing w:line="240" w:lineRule="auto"/>
-        <w:ind w:left="720"/>
-      </w:pPr>
-      <w:r>
-        <w:rPr>
-          <w:lang w:val="zh_TW" w:bidi="zh_TW"/>
-        </w:rPr>
-      </w:r>
-      <w:hyperlink r:id="rId21">
-        <w:r>
-          <w:rPr>
-            <w:lang w:val="zh_TW" w:bidi="zh_TW"/>
-          </w:rPr>
-          <w:rPr>
-            <w:color w:val="0000EE"/>
-            <w:u w:val="single"/>
-          </w:rPr>
-          <w:t>約翰福音3:12–13</w:t>
-        </w:r>
-      </w:hyperlink>
-    </w:p>
-    <w:p>
-      <w:pPr>
-        <w:pStyle w:val="ListBullet"/>
-        <w:spacing w:line="240" w:lineRule="auto"/>
-        <w:ind w:left="720"/>
-      </w:pPr>
-      <w:r>
-        <w:rPr>
-          <w:lang w:val="zh_TW" w:bidi="zh_TW"/>
-        </w:rPr>
-      </w:r>
-      <w:hyperlink r:id="rId22">
-        <w:r>
-          <w:rPr>
-            <w:lang w:val="zh_TW" w:bidi="zh_TW"/>
-          </w:rPr>
-          <w:rPr>
-            <w:color w:val="0000EE"/>
-            <w:u w:val="single"/>
-          </w:rPr>
-          <w:t>路加福音6:5</w:t>
-        </w:r>
-      </w:hyperlink>
-    </w:p>
-    <w:p>
-      <w:pPr>
-        <w:pStyle w:val="ListBullet"/>
-        <w:spacing w:line="240" w:lineRule="auto"/>
-        <w:ind w:left="720"/>
-      </w:pPr>
-      <w:r>
-        <w:rPr>
-          <w:lang w:val="zh_TW" w:bidi="zh_TW"/>
-        </w:rPr>
-      </w:r>
-      <w:hyperlink r:id="rId23">
-        <w:r>
-          <w:rPr>
-            <w:lang w:val="zh_TW" w:bidi="zh_TW"/>
-          </w:rPr>
-          <w:rPr>
-            <w:color w:val="0000EE"/>
-            <w:u w:val="single"/>
-          </w:rPr>
-          <w:t>馬可福音2:10</w:t>
-        </w:r>
-      </w:hyperlink>
-    </w:p>
-    <w:p>
-      <w:pPr>
-        <w:pStyle w:val="ListBullet"/>
-        <w:spacing w:line="240" w:lineRule="auto"/>
-        <w:ind w:left="720"/>
-      </w:pPr>
-      <w:r>
-        <w:rPr>
-          <w:lang w:val="zh_TW" w:bidi="zh_TW"/>
-        </w:rPr>
-      </w:r>
-      <w:hyperlink r:id="rId24">
-        <w:r>
-          <w:rPr>
-            <w:lang w:val="zh_TW" w:bidi="zh_TW"/>
-          </w:rPr>
-          <w:rPr>
-            <w:color w:val="0000EE"/>
-            <w:u w:val="single"/>
-          </w:rPr>
-          <w:t>馬太福音13:37</w:t>
-        </w:r>
-      </w:hyperlink>
-    </w:p>
-    <w:p>
-      <w:pPr>
-        <w:pStyle w:val="ListBullet"/>
-        <w:spacing w:line="240" w:lineRule="auto"/>
-        <w:ind w:left="720"/>
-      </w:pPr>
-      <w:r>
-        <w:rPr>
-          <w:lang w:val="zh_TW" w:bidi="zh_TW"/>
-        </w:rPr>
-      </w:r>
-      <w:hyperlink r:id="rId25">
-        <w:r>
-          <w:rPr>
-            <w:lang w:val="zh_TW" w:bidi="zh_TW"/>
-          </w:rPr>
-          <w:rPr>
-            <w:color w:val="0000EE"/>
-            <w:u w:val="single"/>
-          </w:rPr>
-          <w:t>詩篇80:17–18</w:t>
-        </w:r>
-      </w:hyperlink>
-    </w:p>
-    <w:p>
-      <w:pPr>
-        <w:pStyle w:val="ListBullet"/>
-        <w:spacing w:line="240" w:lineRule="auto"/>
-        <w:ind w:left="720"/>
-      </w:pPr>
-      <w:r>
-        <w:rPr>
-          <w:lang w:val="zh_TW" w:bidi="zh_TW"/>
-        </w:rPr>
-      </w:r>
-      <w:hyperlink r:id="rId26">
-        <w:r>
-          <w:rPr>
-            <w:lang w:val="zh_TW" w:bidi="zh_TW"/>
-          </w:rPr>
-          <w:rPr>
-            <w:color w:val="0000EE"/>
-            <w:u w:val="single"/>
-          </w:rPr>
-          <w:t>啟示錄14:14</w:t>
-        </w:r>
-      </w:hyperlink>
+      <w:r>
+        <w:rPr>
+          <w:lang w:val="zh_TW" w:bidi="zh_TW"/>
+        </w:rPr>
+        <w:t>使徒行傳7:56</w:t>
+      </w:r>
+    </w:p>
+    <w:p>
+      <w:pPr>
+        <w:pStyle w:val="ListBullet"/>
+        <w:spacing w:line="240" w:lineRule="auto"/>
+        <w:ind w:left="720"/>
+      </w:pPr>
+      <w:r>
+        <w:rPr>
+          <w:lang w:val="zh_TW" w:bidi="zh_TW"/>
+        </w:rPr>
+      </w:r>
+      <w:r>
+        <w:rPr>
+          <w:lang w:val="zh_TW" w:bidi="zh_TW"/>
+        </w:rPr>
+        <w:t>但以理書7:14</w:t>
+      </w:r>
+    </w:p>
+    <w:p>
+      <w:pPr>
+        <w:pStyle w:val="ListBullet"/>
+        <w:spacing w:line="240" w:lineRule="auto"/>
+        <w:ind w:left="720"/>
+      </w:pPr>
+      <w:r>
+        <w:rPr>
+          <w:lang w:val="zh_TW" w:bidi="zh_TW"/>
+        </w:rPr>
+      </w:r>
+      <w:r>
+        <w:rPr>
+          <w:lang w:val="zh_TW" w:bidi="zh_TW"/>
+        </w:rPr>
+        <w:t>以西結書43:6–8</w:t>
+      </w:r>
+    </w:p>
+    <w:p>
+      <w:pPr>
+        <w:pStyle w:val="ListBullet"/>
+        <w:spacing w:line="240" w:lineRule="auto"/>
+        <w:ind w:left="720"/>
+      </w:pPr>
+      <w:r>
+        <w:rPr>
+          <w:lang w:val="zh_TW" w:bidi="zh_TW"/>
+        </w:rPr>
+      </w:r>
+      <w:r>
+        <w:rPr>
+          <w:lang w:val="zh_TW" w:bidi="zh_TW"/>
+        </w:rPr>
+        <w:t>約翰福音3:12–13</w:t>
+      </w:r>
+    </w:p>
+    <w:p>
+      <w:pPr>
+        <w:pStyle w:val="ListBullet"/>
+        <w:spacing w:line="240" w:lineRule="auto"/>
+        <w:ind w:left="720"/>
+      </w:pPr>
+      <w:r>
+        <w:rPr>
+          <w:lang w:val="zh_TW" w:bidi="zh_TW"/>
+        </w:rPr>
+      </w:r>
+      <w:r>
+        <w:rPr>
+          <w:lang w:val="zh_TW" w:bidi="zh_TW"/>
+        </w:rPr>
+        <w:t>路加福音6:5</w:t>
+      </w:r>
+    </w:p>
+    <w:p>
+      <w:pPr>
+        <w:pStyle w:val="ListBullet"/>
+        <w:spacing w:line="240" w:lineRule="auto"/>
+        <w:ind w:left="720"/>
+      </w:pPr>
+      <w:r>
+        <w:rPr>
+          <w:lang w:val="zh_TW" w:bidi="zh_TW"/>
+        </w:rPr>
+      </w:r>
+      <w:r>
+        <w:rPr>
+          <w:lang w:val="zh_TW" w:bidi="zh_TW"/>
+        </w:rPr>
+        <w:t>馬可福音2:10</w:t>
+      </w:r>
+    </w:p>
+    <w:p>
+      <w:pPr>
+        <w:pStyle w:val="ListBullet"/>
+        <w:spacing w:line="240" w:lineRule="auto"/>
+        <w:ind w:left="720"/>
+      </w:pPr>
+      <w:r>
+        <w:rPr>
+          <w:lang w:val="zh_TW" w:bidi="zh_TW"/>
+        </w:rPr>
+      </w:r>
+      <w:r>
+        <w:rPr>
+          <w:lang w:val="zh_TW" w:bidi="zh_TW"/>
+        </w:rPr>
+        <w:t>馬太福音13:37</w:t>
+      </w:r>
+    </w:p>
+    <w:p>
+      <w:pPr>
+        <w:pStyle w:val="ListBullet"/>
+        <w:spacing w:line="240" w:lineRule="auto"/>
+        <w:ind w:left="720"/>
+      </w:pPr>
+      <w:r>
+        <w:rPr>
+          <w:lang w:val="zh_TW" w:bidi="zh_TW"/>
+        </w:rPr>
+      </w:r>
+      <w:r>
+        <w:rPr>
+          <w:lang w:val="zh_TW" w:bidi="zh_TW"/>
+        </w:rPr>
+        <w:t>詩篇80:17–18</w:t>
+      </w:r>
+    </w:p>
+    <w:p>
+      <w:pPr>
+        <w:pStyle w:val="ListBullet"/>
+        <w:spacing w:line="240" w:lineRule="auto"/>
+        <w:ind w:left="720"/>
+      </w:pPr>
+      <w:r>
+        <w:rPr>
+          <w:lang w:val="zh_TW" w:bidi="zh_TW"/>
+        </w:rPr>
+      </w:r>
+      <w:r>
+        <w:rPr>
+          <w:lang w:val="zh_TW" w:bidi="zh_TW"/>
+        </w:rPr>
+        <w:t>啟示錄14:14</w:t>
+      </w:r>
     </w:p>
     <w:p>
       <w:pPr>
@@ -1358,162 +1274,120 @@
           <w:lang w:val="zh_TW" w:bidi="zh_TW"/>
         </w:rPr>
       </w:r>
-      <w:hyperlink r:id="rId27">
-        <w:r>
-          <w:rPr>
-            <w:lang w:val="zh_TW" w:bidi="zh_TW"/>
-          </w:rPr>
-          <w:rPr>
-            <w:color w:val="0000EE"/>
-            <w:u w:val="single"/>
-          </w:rPr>
-          <w:t>提摩太後書2:11–13</w:t>
-        </w:r>
-      </w:hyperlink>
-    </w:p>
-    <w:p>
-      <w:pPr>
-        <w:pStyle w:val="ListBullet"/>
-        <w:spacing w:line="240" w:lineRule="auto"/>
-        <w:ind w:left="720"/>
-      </w:pPr>
-      <w:r>
-        <w:rPr>
-          <w:lang w:val="zh_TW" w:bidi="zh_TW"/>
-        </w:rPr>
-      </w:r>
-      <w:hyperlink r:id="rId28">
-        <w:r>
-          <w:rPr>
-            <w:lang w:val="zh_TW" w:bidi="zh_TW"/>
-          </w:rPr>
-          <w:rPr>
-            <w:color w:val="0000EE"/>
-            <w:u w:val="single"/>
-          </w:rPr>
-          <w:t>雅各書1:3</w:t>
-        </w:r>
-      </w:hyperlink>
-    </w:p>
-    <w:p>
-      <w:pPr>
-        <w:pStyle w:val="ListBullet"/>
-        <w:spacing w:line="240" w:lineRule="auto"/>
-        <w:ind w:left="720"/>
-      </w:pPr>
-      <w:r>
-        <w:rPr>
-          <w:lang w:val="zh_TW" w:bidi="zh_TW"/>
-        </w:rPr>
-      </w:r>
-      <w:hyperlink r:id="rId29">
-        <w:r>
-          <w:rPr>
-            <w:lang w:val="zh_TW" w:bidi="zh_TW"/>
-          </w:rPr>
-          <w:rPr>
-            <w:color w:val="0000EE"/>
-            <w:u w:val="single"/>
-          </w:rPr>
-          <w:t>雅各書1:12</w:t>
-        </w:r>
-      </w:hyperlink>
-    </w:p>
-    <w:p>
-      <w:pPr>
-        <w:pStyle w:val="ListBullet"/>
-        <w:spacing w:line="240" w:lineRule="auto"/>
-        <w:ind w:left="720"/>
-      </w:pPr>
-      <w:r>
-        <w:rPr>
-          <w:lang w:val="zh_TW" w:bidi="zh_TW"/>
-        </w:rPr>
-      </w:r>
-      <w:hyperlink r:id="rId30">
-        <w:r>
-          <w:rPr>
-            <w:lang w:val="zh_TW" w:bidi="zh_TW"/>
-          </w:rPr>
-          <w:rPr>
-            <w:color w:val="0000EE"/>
-            <w:u w:val="single"/>
-          </w:rPr>
-          <w:t>路加福音21:19</w:t>
-        </w:r>
-      </w:hyperlink>
-    </w:p>
-    <w:p>
-      <w:pPr>
-        <w:pStyle w:val="ListBullet"/>
-        <w:spacing w:line="240" w:lineRule="auto"/>
-        <w:ind w:left="720"/>
-      </w:pPr>
-      <w:r>
-        <w:rPr>
-          <w:lang w:val="zh_TW" w:bidi="zh_TW"/>
-        </w:rPr>
-      </w:r>
-      <w:hyperlink r:id="rId31">
-        <w:r>
-          <w:rPr>
-            <w:lang w:val="zh_TW" w:bidi="zh_TW"/>
-          </w:rPr>
-          <w:rPr>
-            <w:color w:val="0000EE"/>
-            <w:u w:val="single"/>
-          </w:rPr>
-          <w:t>馬太福音13:21</w:t>
-        </w:r>
-      </w:hyperlink>
-    </w:p>
-    <w:p>
-      <w:pPr>
-        <w:pStyle w:val="ListBullet"/>
-        <w:spacing w:line="240" w:lineRule="auto"/>
-        <w:ind w:left="720"/>
-      </w:pPr>
-      <w:r>
-        <w:rPr>
-          <w:lang w:val="zh_TW" w:bidi="zh_TW"/>
-        </w:rPr>
-      </w:r>
-      <w:hyperlink r:id="rId32">
-        <w:r>
-          <w:rPr>
-            <w:lang w:val="zh_TW" w:bidi="zh_TW"/>
-          </w:rPr>
-          <w:rPr>
-            <w:color w:val="0000EE"/>
-            <w:u w:val="single"/>
-          </w:rPr>
-          <w:t>啟示錄1:9</w:t>
-        </w:r>
-      </w:hyperlink>
-    </w:p>
-    <w:p>
-      <w:pPr>
-        <w:pStyle w:val="ListBullet"/>
-        <w:spacing w:line="240" w:lineRule="auto"/>
-        <w:ind w:left="720"/>
-      </w:pPr>
-      <w:r>
-        <w:rPr>
-          <w:lang w:val="zh_TW" w:bidi="zh_TW"/>
-        </w:rPr>
-      </w:r>
-      <w:hyperlink r:id="rId33">
-        <w:r>
-          <w:rPr>
-            <w:lang w:val="zh_TW" w:bidi="zh_TW"/>
-          </w:rPr>
-          <w:rPr>
-            <w:color w:val="0000EE"/>
-            <w:u w:val="single"/>
-          </w:rPr>
-          <w:t>羅馬書5:3–5</w:t>
-        </w:r>
-      </w:hyperlink>
+      <w:r>
+        <w:rPr>
+          <w:lang w:val="zh_TW" w:bidi="zh_TW"/>
+        </w:rPr>
+        <w:t>提摩太後書2:11–13</w:t>
+      </w:r>
+    </w:p>
+    <w:p>
+      <w:pPr>
+        <w:pStyle w:val="ListBullet"/>
+        <w:spacing w:line="240" w:lineRule="auto"/>
+        <w:ind w:left="720"/>
+      </w:pPr>
+      <w:r>
+        <w:rPr>
+          <w:lang w:val="zh_TW" w:bidi="zh_TW"/>
+        </w:rPr>
+      </w:r>
+      <w:r>
+        <w:rPr>
+          <w:lang w:val="zh_TW" w:bidi="zh_TW"/>
+        </w:rPr>
+        <w:t>雅各書1:3</w:t>
+      </w:r>
+    </w:p>
+    <w:p>
+      <w:pPr>
+        <w:pStyle w:val="ListBullet"/>
+        <w:spacing w:line="240" w:lineRule="auto"/>
+        <w:ind w:left="720"/>
+      </w:pPr>
+      <w:r>
+        <w:rPr>
+          <w:lang w:val="zh_TW" w:bidi="zh_TW"/>
+        </w:rPr>
+      </w:r>
+      <w:r>
+        <w:rPr>
+          <w:lang w:val="zh_TW" w:bidi="zh_TW"/>
+        </w:rPr>
+        <w:t>雅各書1:12</w:t>
+      </w:r>
+    </w:p>
+    <w:p>
+      <w:pPr>
+        <w:pStyle w:val="ListBullet"/>
+        <w:spacing w:line="240" w:lineRule="auto"/>
+        <w:ind w:left="720"/>
+      </w:pPr>
+      <w:r>
+        <w:rPr>
+          <w:lang w:val="zh_TW" w:bidi="zh_TW"/>
+        </w:rPr>
+      </w:r>
+      <w:r>
+        <w:rPr>
+          <w:lang w:val="zh_TW" w:bidi="zh_TW"/>
+        </w:rPr>
+        <w:t>路加福音21:19</w:t>
+      </w:r>
+    </w:p>
+    <w:p>
+      <w:pPr>
+        <w:pStyle w:val="ListBullet"/>
+        <w:spacing w:line="240" w:lineRule="auto"/>
+        <w:ind w:left="720"/>
+      </w:pPr>
+      <w:r>
+        <w:rPr>
+          <w:lang w:val="zh_TW" w:bidi="zh_TW"/>
+        </w:rPr>
+      </w:r>
+      <w:r>
+        <w:rPr>
+          <w:lang w:val="zh_TW" w:bidi="zh_TW"/>
+        </w:rPr>
+        <w:t>馬太福音13:21</w:t>
+      </w:r>
+    </w:p>
+    <w:p>
+      <w:pPr>
+        <w:pStyle w:val="ListBullet"/>
+        <w:spacing w:line="240" w:lineRule="auto"/>
+        <w:ind w:left="720"/>
+      </w:pPr>
+      <w:r>
+        <w:rPr>
+          <w:lang w:val="zh_TW" w:bidi="zh_TW"/>
+        </w:rPr>
+      </w:r>
+      <w:r>
+        <w:rPr>
+          <w:lang w:val="zh_TW" w:bidi="zh_TW"/>
+        </w:rPr>
+        <w:t>啟示錄1:9</w:t>
+      </w:r>
+    </w:p>
+    <w:p>
+      <w:pPr>
+        <w:pStyle w:val="ListBullet"/>
+        <w:spacing w:line="240" w:lineRule="auto"/>
+        <w:ind w:left="720"/>
+      </w:pPr>
+      <w:r>
+        <w:rPr>
+          <w:lang w:val="zh_TW" w:bidi="zh_TW"/>
+        </w:rPr>
+      </w:r>
+      <w:r>
+        <w:rPr>
+          <w:lang w:val="zh_TW" w:bidi="zh_TW"/>
+        </w:rPr>
+        <w:t>羅馬書5:3–5</w:t>
+      </w:r>
     </w:p>
     <w:p>
       <w:pPr>
@@ -1729,138 +1603,102 @@
           <w:lang w:val="zh_TW" w:bidi="zh_TW"/>
         </w:rPr>
       </w:r>
-      <w:hyperlink r:id="rId34">
-        <w:r>
-          <w:rPr>
-            <w:lang w:val="zh_TW" w:bidi="zh_TW"/>
-          </w:rPr>
-          <w:rPr>
-            <w:color w:val="0000EE"/>
-            <w:u w:val="single"/>
-          </w:rPr>
-          <w:t>彼得前書3:20</w:t>
-        </w:r>
-      </w:hyperlink>
-    </w:p>
-    <w:p>
-      <w:pPr>
-        <w:pStyle w:val="ListBullet"/>
-        <w:spacing w:line="240" w:lineRule="auto"/>
-        <w:ind w:left="720"/>
-      </w:pPr>
-      <w:r>
-        <w:rPr>
-          <w:lang w:val="zh_TW" w:bidi="zh_TW"/>
-        </w:rPr>
-      </w:r>
-      <w:hyperlink r:id="rId35">
-        <w:r>
-          <w:rPr>
-            <w:lang w:val="zh_TW" w:bidi="zh_TW"/>
-          </w:rPr>
-          <w:rPr>
-            <w:color w:val="0000EE"/>
-            <w:u w:val="single"/>
-          </w:rPr>
-          <w:t>彼得後書3:8–9</w:t>
-        </w:r>
-      </w:hyperlink>
-    </w:p>
-    <w:p>
-      <w:pPr>
-        <w:pStyle w:val="ListBullet"/>
-        <w:spacing w:line="240" w:lineRule="auto"/>
-        <w:ind w:left="720"/>
-      </w:pPr>
-      <w:r>
-        <w:rPr>
-          <w:lang w:val="zh_TW" w:bidi="zh_TW"/>
-        </w:rPr>
-      </w:r>
-      <w:hyperlink r:id="rId36">
-        <w:r>
-          <w:rPr>
-            <w:lang w:val="zh_TW" w:bidi="zh_TW"/>
-          </w:rPr>
-          <w:rPr>
-            <w:color w:val="0000EE"/>
-            <w:u w:val="single"/>
-          </w:rPr>
-          <w:t>希伯來書6:11–12</w:t>
-        </w:r>
-      </w:hyperlink>
-    </w:p>
-    <w:p>
-      <w:pPr>
-        <w:pStyle w:val="ListBullet"/>
-        <w:spacing w:line="240" w:lineRule="auto"/>
-        <w:ind w:left="720"/>
-      </w:pPr>
-      <w:r>
-        <w:rPr>
-          <w:lang w:val="zh_TW" w:bidi="zh_TW"/>
-        </w:rPr>
-      </w:r>
-      <w:hyperlink r:id="rId37">
-        <w:r>
-          <w:rPr>
-            <w:lang w:val="zh_TW" w:bidi="zh_TW"/>
-          </w:rPr>
-          <w:rPr>
-            <w:color w:val="0000EE"/>
-            <w:u w:val="single"/>
-          </w:rPr>
-          <w:t>馬太福音18:28–29</w:t>
-        </w:r>
-      </w:hyperlink>
-    </w:p>
-    <w:p>
-      <w:pPr>
-        <w:pStyle w:val="ListBullet"/>
-        <w:spacing w:line="240" w:lineRule="auto"/>
-        <w:ind w:left="720"/>
-      </w:pPr>
-      <w:r>
-        <w:rPr>
-          <w:lang w:val="zh_TW" w:bidi="zh_TW"/>
-        </w:rPr>
-      </w:r>
-      <w:hyperlink r:id="rId38">
-        <w:r>
-          <w:rPr>
-            <w:lang w:val="zh_TW" w:bidi="zh_TW"/>
-          </w:rPr>
-          <w:rPr>
-            <w:color w:val="0000EE"/>
-            <w:u w:val="single"/>
-          </w:rPr>
-          <w:t>詩篇37:7</w:t>
-        </w:r>
-      </w:hyperlink>
-    </w:p>
-    <w:p>
-      <w:pPr>
-        <w:pStyle w:val="ListBullet"/>
-        <w:spacing w:line="240" w:lineRule="auto"/>
-        <w:ind w:left="720"/>
-      </w:pPr>
-      <w:r>
-        <w:rPr>
-          <w:lang w:val="zh_TW" w:bidi="zh_TW"/>
-        </w:rPr>
-      </w:r>
-      <w:hyperlink r:id="rId39">
-        <w:r>
-          <w:rPr>
-            <w:lang w:val="zh_TW" w:bidi="zh_TW"/>
-          </w:rPr>
-          <w:rPr>
-            <w:color w:val="0000EE"/>
-            <w:u w:val="single"/>
-          </w:rPr>
-          <w:t>啟示錄2:2</w:t>
-        </w:r>
-      </w:hyperlink>
+      <w:r>
+        <w:rPr>
+          <w:lang w:val="zh_TW" w:bidi="zh_TW"/>
+        </w:rPr>
+        <w:t>彼得前書3:20</w:t>
+      </w:r>
+    </w:p>
+    <w:p>
+      <w:pPr>
+        <w:pStyle w:val="ListBullet"/>
+        <w:spacing w:line="240" w:lineRule="auto"/>
+        <w:ind w:left="720"/>
+      </w:pPr>
+      <w:r>
+        <w:rPr>
+          <w:lang w:val="zh_TW" w:bidi="zh_TW"/>
+        </w:rPr>
+      </w:r>
+      <w:r>
+        <w:rPr>
+          <w:lang w:val="zh_TW" w:bidi="zh_TW"/>
+        </w:rPr>
+        <w:t>彼得後書3:8–9</w:t>
+      </w:r>
+    </w:p>
+    <w:p>
+      <w:pPr>
+        <w:pStyle w:val="ListBullet"/>
+        <w:spacing w:line="240" w:lineRule="auto"/>
+        <w:ind w:left="720"/>
+      </w:pPr>
+      <w:r>
+        <w:rPr>
+          <w:lang w:val="zh_TW" w:bidi="zh_TW"/>
+        </w:rPr>
+      </w:r>
+      <w:r>
+        <w:rPr>
+          <w:lang w:val="zh_TW" w:bidi="zh_TW"/>
+        </w:rPr>
+        <w:t>希伯來書6:11–12</w:t>
+      </w:r>
+    </w:p>
+    <w:p>
+      <w:pPr>
+        <w:pStyle w:val="ListBullet"/>
+        <w:spacing w:line="240" w:lineRule="auto"/>
+        <w:ind w:left="720"/>
+      </w:pPr>
+      <w:r>
+        <w:rPr>
+          <w:lang w:val="zh_TW" w:bidi="zh_TW"/>
+        </w:rPr>
+      </w:r>
+      <w:r>
+        <w:rPr>
+          <w:lang w:val="zh_TW" w:bidi="zh_TW"/>
+        </w:rPr>
+        <w:t>馬太福音18:28–29</w:t>
+      </w:r>
+    </w:p>
+    <w:p>
+      <w:pPr>
+        <w:pStyle w:val="ListBullet"/>
+        <w:spacing w:line="240" w:lineRule="auto"/>
+        <w:ind w:left="720"/>
+      </w:pPr>
+      <w:r>
+        <w:rPr>
+          <w:lang w:val="zh_TW" w:bidi="zh_TW"/>
+        </w:rPr>
+      </w:r>
+      <w:r>
+        <w:rPr>
+          <w:lang w:val="zh_TW" w:bidi="zh_TW"/>
+        </w:rPr>
+        <w:t>詩篇37:7</w:t>
+      </w:r>
+    </w:p>
+    <w:p>
+      <w:pPr>
+        <w:pStyle w:val="ListBullet"/>
+        <w:spacing w:line="240" w:lineRule="auto"/>
+        <w:ind w:left="720"/>
+      </w:pPr>
+      <w:r>
+        <w:rPr>
+          <w:lang w:val="zh_TW" w:bidi="zh_TW"/>
+        </w:rPr>
+      </w:r>
+      <w:r>
+        <w:rPr>
+          <w:lang w:val="zh_TW" w:bidi="zh_TW"/>
+        </w:rPr>
+        <w:t>啟示錄2:2</w:t>
+      </w:r>
     </w:p>
     <w:p>
       <w:pPr>
@@ -2082,90 +1920,66 @@
           <w:lang w:val="zh_TW" w:bidi="zh_TW"/>
         </w:rPr>
       </w:r>
-      <w:hyperlink r:id="rId40">
-        <w:r>
-          <w:rPr>
-            <w:lang w:val="zh_TW" w:bidi="zh_TW"/>
-          </w:rPr>
-          <w:rPr>
-            <w:color w:val="0000EE"/>
-            <w:u w:val="single"/>
-          </w:rPr>
-          <w:t>歌羅西書1:11</w:t>
-        </w:r>
-      </w:hyperlink>
-    </w:p>
-    <w:p>
-      <w:pPr>
-        <w:pStyle w:val="ListBullet"/>
-        <w:spacing w:line="240" w:lineRule="auto"/>
-        <w:ind w:left="720"/>
-      </w:pPr>
-      <w:r>
-        <w:rPr>
-          <w:lang w:val="zh_TW" w:bidi="zh_TW"/>
-        </w:rPr>
-      </w:r>
-      <w:hyperlink r:id="rId41">
-        <w:r>
-          <w:rPr>
-            <w:lang w:val="zh_TW" w:bidi="zh_TW"/>
-          </w:rPr>
-          <w:rPr>
-            <w:color w:val="0000EE"/>
-            <w:u w:val="single"/>
-          </w:rPr>
-          <w:t>以弗所書6:18</w:t>
-        </w:r>
-      </w:hyperlink>
-    </w:p>
-    <w:p>
-      <w:pPr>
-        <w:pStyle w:val="ListBullet"/>
-        <w:spacing w:line="240" w:lineRule="auto"/>
-        <w:ind w:left="720"/>
-      </w:pPr>
-      <w:r>
-        <w:rPr>
-          <w:lang w:val="zh_TW" w:bidi="zh_TW"/>
-        </w:rPr>
-      </w:r>
-      <w:hyperlink r:id="rId42">
-        <w:r>
-          <w:rPr>
-            <w:lang w:val="zh_TW" w:bidi="zh_TW"/>
-          </w:rPr>
-          <w:rPr>
-            <w:color w:val="0000EE"/>
-            <w:u w:val="single"/>
-          </w:rPr>
-          <w:t>雅各書5:9–11</w:t>
-        </w:r>
-      </w:hyperlink>
-    </w:p>
-    <w:p>
-      <w:pPr>
-        <w:pStyle w:val="ListBullet"/>
-        <w:spacing w:line="240" w:lineRule="auto"/>
-        <w:ind w:left="720"/>
-      </w:pPr>
-      <w:r>
-        <w:rPr>
-          <w:lang w:val="zh_TW" w:bidi="zh_TW"/>
-        </w:rPr>
-      </w:r>
-      <w:hyperlink r:id="rId43">
-        <w:r>
-          <w:rPr>
-            <w:lang w:val="zh_TW" w:bidi="zh_TW"/>
-          </w:rPr>
-          <w:rPr>
-            <w:color w:val="0000EE"/>
-            <w:u w:val="single"/>
-          </w:rPr>
-          <w:t>路加福音8:14–15</w:t>
-        </w:r>
-      </w:hyperlink>
+      <w:r>
+        <w:rPr>
+          <w:lang w:val="zh_TW" w:bidi="zh_TW"/>
+        </w:rPr>
+        <w:t>歌羅西書1:11</w:t>
+      </w:r>
+    </w:p>
+    <w:p>
+      <w:pPr>
+        <w:pStyle w:val="ListBullet"/>
+        <w:spacing w:line="240" w:lineRule="auto"/>
+        <w:ind w:left="720"/>
+      </w:pPr>
+      <w:r>
+        <w:rPr>
+          <w:lang w:val="zh_TW" w:bidi="zh_TW"/>
+        </w:rPr>
+      </w:r>
+      <w:r>
+        <w:rPr>
+          <w:lang w:val="zh_TW" w:bidi="zh_TW"/>
+        </w:rPr>
+        <w:t>以弗所書6:18</w:t>
+      </w:r>
+    </w:p>
+    <w:p>
+      <w:pPr>
+        <w:pStyle w:val="ListBullet"/>
+        <w:spacing w:line="240" w:lineRule="auto"/>
+        <w:ind w:left="720"/>
+      </w:pPr>
+      <w:r>
+        <w:rPr>
+          <w:lang w:val="zh_TW" w:bidi="zh_TW"/>
+        </w:rPr>
+      </w:r>
+      <w:r>
+        <w:rPr>
+          <w:lang w:val="zh_TW" w:bidi="zh_TW"/>
+        </w:rPr>
+        <w:t>雅各書5:9–11</w:t>
+      </w:r>
+    </w:p>
+    <w:p>
+      <w:pPr>
+        <w:pStyle w:val="ListBullet"/>
+        <w:spacing w:line="240" w:lineRule="auto"/>
+        <w:ind w:left="720"/>
+      </w:pPr>
+      <w:r>
+        <w:rPr>
+          <w:lang w:val="zh_TW" w:bidi="zh_TW"/>
+        </w:rPr>
+      </w:r>
+      <w:r>
+        <w:rPr>
+          <w:lang w:val="zh_TW" w:bidi="zh_TW"/>
+        </w:rPr>
+        <w:t>路加福音8:14–15</w:t>
+      </w:r>
     </w:p>
     <w:p>
       <w:pPr>
@@ -2396,138 +2210,102 @@
           <w:lang w:val="zh_TW" w:bidi="zh_TW"/>
         </w:rPr>
       </w:r>
-      <w:hyperlink r:id="rId44">
-        <w:r>
-          <w:rPr>
-            <w:lang w:val="zh_TW" w:bidi="zh_TW"/>
-          </w:rPr>
-          <w:rPr>
-            <w:color w:val="0000EE"/>
-            <w:u w:val="single"/>
-          </w:rPr>
-          <w:t>撒母耳記上8:11</w:t>
-        </w:r>
-      </w:hyperlink>
-    </w:p>
-    <w:p>
-      <w:pPr>
-        <w:pStyle w:val="ListBullet"/>
-        <w:spacing w:line="240" w:lineRule="auto"/>
-        <w:ind w:left="720"/>
-      </w:pPr>
-      <w:r>
-        <w:rPr>
-          <w:lang w:val="zh_TW" w:bidi="zh_TW"/>
-        </w:rPr>
-      </w:r>
-      <w:hyperlink r:id="rId45">
-        <w:r>
-          <w:rPr>
-            <w:lang w:val="zh_TW" w:bidi="zh_TW"/>
-          </w:rPr>
-          <w:rPr>
-            <w:color w:val="0000EE"/>
-            <w:u w:val="single"/>
-          </w:rPr>
-          <w:t>使徒行傳3:20</w:t>
-        </w:r>
-      </w:hyperlink>
-    </w:p>
-    <w:p>
-      <w:pPr>
-        <w:pStyle w:val="ListBullet"/>
-        <w:spacing w:line="240" w:lineRule="auto"/>
-        <w:ind w:left="720"/>
-      </w:pPr>
-      <w:r>
-        <w:rPr>
-          <w:lang w:val="zh_TW" w:bidi="zh_TW"/>
-        </w:rPr>
-      </w:r>
-      <w:hyperlink r:id="rId46">
-        <w:r>
-          <w:rPr>
-            <w:lang w:val="zh_TW" w:bidi="zh_TW"/>
-          </w:rPr>
-          <w:rPr>
-            <w:color w:val="0000EE"/>
-            <w:u w:val="single"/>
-          </w:rPr>
-          <w:t>使徒行傳6:2</w:t>
-        </w:r>
-      </w:hyperlink>
-    </w:p>
-    <w:p>
-      <w:pPr>
-        <w:pStyle w:val="ListBullet"/>
-        <w:spacing w:line="240" w:lineRule="auto"/>
-        <w:ind w:left="720"/>
-      </w:pPr>
-      <w:r>
-        <w:rPr>
-          <w:lang w:val="zh_TW" w:bidi="zh_TW"/>
-        </w:rPr>
-      </w:r>
-      <w:hyperlink r:id="rId47">
-        <w:r>
-          <w:rPr>
-            <w:lang w:val="zh_TW" w:bidi="zh_TW"/>
-          </w:rPr>
-          <w:rPr>
-            <w:color w:val="0000EE"/>
-            <w:u w:val="single"/>
-          </w:rPr>
-          <w:t>使徒行傳13:48</w:t>
-        </w:r>
-      </w:hyperlink>
-    </w:p>
-    <w:p>
-      <w:pPr>
-        <w:pStyle w:val="ListBullet"/>
-        <w:spacing w:line="240" w:lineRule="auto"/>
-        <w:ind w:left="720"/>
-      </w:pPr>
-      <w:r>
-        <w:rPr>
-          <w:lang w:val="zh_TW" w:bidi="zh_TW"/>
-        </w:rPr>
-      </w:r>
-      <w:hyperlink r:id="rId48">
-        <w:r>
-          <w:rPr>
-            <w:lang w:val="zh_TW" w:bidi="zh_TW"/>
-          </w:rPr>
-          <w:rPr>
-            <w:color w:val="0000EE"/>
-            <w:u w:val="single"/>
-          </w:rPr>
-          <w:t>創世記41:33–34</w:t>
-        </w:r>
-      </w:hyperlink>
-    </w:p>
-    <w:p>
-      <w:pPr>
-        <w:pStyle w:val="ListBullet"/>
-        <w:spacing w:line="240" w:lineRule="auto"/>
-        <w:ind w:left="720"/>
-      </w:pPr>
-      <w:r>
-        <w:rPr>
-          <w:lang w:val="zh_TW" w:bidi="zh_TW"/>
-        </w:rPr>
-      </w:r>
-      <w:hyperlink r:id="rId49">
-        <w:r>
-          <w:rPr>
-            <w:lang w:val="zh_TW" w:bidi="zh_TW"/>
-          </w:rPr>
-          <w:rPr>
-            <w:color w:val="0000EE"/>
-            <w:u w:val="single"/>
-          </w:rPr>
-          <w:t>民數記3:9–10</w:t>
-        </w:r>
-      </w:hyperlink>
+      <w:r>
+        <w:rPr>
+          <w:lang w:val="zh_TW" w:bidi="zh_TW"/>
+        </w:rPr>
+        <w:t>撒母耳記上8:11</w:t>
+      </w:r>
+    </w:p>
+    <w:p>
+      <w:pPr>
+        <w:pStyle w:val="ListBullet"/>
+        <w:spacing w:line="240" w:lineRule="auto"/>
+        <w:ind w:left="720"/>
+      </w:pPr>
+      <w:r>
+        <w:rPr>
+          <w:lang w:val="zh_TW" w:bidi="zh_TW"/>
+        </w:rPr>
+      </w:r>
+      <w:r>
+        <w:rPr>
+          <w:lang w:val="zh_TW" w:bidi="zh_TW"/>
+        </w:rPr>
+        <w:t>使徒行傳3:20</w:t>
+      </w:r>
+    </w:p>
+    <w:p>
+      <w:pPr>
+        <w:pStyle w:val="ListBullet"/>
+        <w:spacing w:line="240" w:lineRule="auto"/>
+        <w:ind w:left="720"/>
+      </w:pPr>
+      <w:r>
+        <w:rPr>
+          <w:lang w:val="zh_TW" w:bidi="zh_TW"/>
+        </w:rPr>
+      </w:r>
+      <w:r>
+        <w:rPr>
+          <w:lang w:val="zh_TW" w:bidi="zh_TW"/>
+        </w:rPr>
+        <w:t>使徒行傳6:2</w:t>
+      </w:r>
+    </w:p>
+    <w:p>
+      <w:pPr>
+        <w:pStyle w:val="ListBullet"/>
+        <w:spacing w:line="240" w:lineRule="auto"/>
+        <w:ind w:left="720"/>
+      </w:pPr>
+      <w:r>
+        <w:rPr>
+          <w:lang w:val="zh_TW" w:bidi="zh_TW"/>
+        </w:rPr>
+      </w:r>
+      <w:r>
+        <w:rPr>
+          <w:lang w:val="zh_TW" w:bidi="zh_TW"/>
+        </w:rPr>
+        <w:t>使徒行傳13:48</w:t>
+      </w:r>
+    </w:p>
+    <w:p>
+      <w:pPr>
+        <w:pStyle w:val="ListBullet"/>
+        <w:spacing w:line="240" w:lineRule="auto"/>
+        <w:ind w:left="720"/>
+      </w:pPr>
+      <w:r>
+        <w:rPr>
+          <w:lang w:val="zh_TW" w:bidi="zh_TW"/>
+        </w:rPr>
+      </w:r>
+      <w:r>
+        <w:rPr>
+          <w:lang w:val="zh_TW" w:bidi="zh_TW"/>
+        </w:rPr>
+        <w:t>創世記41:33–34</w:t>
+      </w:r>
+    </w:p>
+    <w:p>
+      <w:pPr>
+        <w:pStyle w:val="ListBullet"/>
+        <w:spacing w:line="240" w:lineRule="auto"/>
+        <w:ind w:left="720"/>
+      </w:pPr>
+      <w:r>
+        <w:rPr>
+          <w:lang w:val="zh_TW" w:bidi="zh_TW"/>
+        </w:rPr>
+      </w:r>
+      <w:r>
+        <w:rPr>
+          <w:lang w:val="zh_TW" w:bidi="zh_TW"/>
+        </w:rPr>
+        <w:t>民數記3:9–10</w:t>
+      </w:r>
     </w:p>
     <w:p>
       <w:pPr>

--- a/zht/docx/151.content.docx
+++ b/zht/docx/151.content.docx
@@ -765,13 +765,766 @@
         <w:rPr>
           <w:lang w:val="zh_TW" w:bidi="zh_TW"/>
         </w:rPr>
+        <w:t>、兒子、</w:t>
+      </w:r>
+      <w:r>
+        <w:rPr>
+          <w:lang w:val="zh_TW" w:bidi="zh_TW"/>
+        </w:rPr>
+        <w:t>神的兒子</w:t>
+      </w:r>
+      <w:r>
+        <w:rPr>
+          <w:lang w:val="zh_TW" w:bidi="zh_TW"/>
+        </w:rPr>
         <w:t>、</w:t>
       </w:r>
       <w:r>
         <w:rPr>
           <w:lang w:val="zh_TW" w:bidi="zh_TW"/>
         </w:rPr>
-        <w:t>兒子</w:t>
+        <w:t>雅巍</w:t>
+      </w:r>
+      <w:r>
+        <w:rPr>
+          <w:lang w:val="zh_TW" w:bidi="zh_TW"/>
+        </w:rPr>
+        <w:t>）</w:t>
+      </w:r>
+    </w:p>
+    <w:p>
+      <w:pPr>
+        <w:pStyle w:val="Heading3"/>
+      </w:pPr>
+      <w:r>
+        <w:rPr>
+          <w:lang w:val="zh_TW" w:bidi="zh_TW"/>
+        </w:rPr>
+        <w:t>參考經文：</w:t>
+      </w:r>
+    </w:p>
+    <w:p>
+      <w:pPr>
+        <w:pStyle w:val="ListBullet"/>
+        <w:spacing w:line="240" w:lineRule="auto"/>
+        <w:ind w:left="720"/>
+      </w:pPr>
+      <w:r>
+        <w:rPr>
+          <w:lang w:val="zh_TW" w:bidi="zh_TW"/>
+        </w:rPr>
+      </w:r>
+      <w:r>
+        <w:rPr>
+          <w:lang w:val="zh_TW" w:bidi="zh_TW"/>
+        </w:rPr>
+        <w:t>使徒行傳7:56</w:t>
+      </w:r>
+    </w:p>
+    <w:p>
+      <w:pPr>
+        <w:pStyle w:val="ListBullet"/>
+        <w:spacing w:line="240" w:lineRule="auto"/>
+        <w:ind w:left="720"/>
+      </w:pPr>
+      <w:r>
+        <w:rPr>
+          <w:lang w:val="zh_TW" w:bidi="zh_TW"/>
+        </w:rPr>
+      </w:r>
+      <w:r>
+        <w:rPr>
+          <w:lang w:val="zh_TW" w:bidi="zh_TW"/>
+        </w:rPr>
+        <w:t>但以理書7:14</w:t>
+      </w:r>
+    </w:p>
+    <w:p>
+      <w:pPr>
+        <w:pStyle w:val="ListBullet"/>
+        <w:spacing w:line="240" w:lineRule="auto"/>
+        <w:ind w:left="720"/>
+      </w:pPr>
+      <w:r>
+        <w:rPr>
+          <w:lang w:val="zh_TW" w:bidi="zh_TW"/>
+        </w:rPr>
+      </w:r>
+      <w:r>
+        <w:rPr>
+          <w:lang w:val="zh_TW" w:bidi="zh_TW"/>
+        </w:rPr>
+        <w:t>以西結書43:6–8</w:t>
+      </w:r>
+    </w:p>
+    <w:p>
+      <w:pPr>
+        <w:pStyle w:val="ListBullet"/>
+        <w:spacing w:line="240" w:lineRule="auto"/>
+        <w:ind w:left="720"/>
+      </w:pPr>
+      <w:r>
+        <w:rPr>
+          <w:lang w:val="zh_TW" w:bidi="zh_TW"/>
+        </w:rPr>
+      </w:r>
+      <w:r>
+        <w:rPr>
+          <w:lang w:val="zh_TW" w:bidi="zh_TW"/>
+        </w:rPr>
+        <w:t>約翰福音3:12–13</w:t>
+      </w:r>
+    </w:p>
+    <w:p>
+      <w:pPr>
+        <w:pStyle w:val="ListBullet"/>
+        <w:spacing w:line="240" w:lineRule="auto"/>
+        <w:ind w:left="720"/>
+      </w:pPr>
+      <w:r>
+        <w:rPr>
+          <w:lang w:val="zh_TW" w:bidi="zh_TW"/>
+        </w:rPr>
+      </w:r>
+      <w:r>
+        <w:rPr>
+          <w:lang w:val="zh_TW" w:bidi="zh_TW"/>
+        </w:rPr>
+        <w:t>路加福音6:5</w:t>
+      </w:r>
+    </w:p>
+    <w:p>
+      <w:pPr>
+        <w:pStyle w:val="ListBullet"/>
+        <w:spacing w:line="240" w:lineRule="auto"/>
+        <w:ind w:left="720"/>
+      </w:pPr>
+      <w:r>
+        <w:rPr>
+          <w:lang w:val="zh_TW" w:bidi="zh_TW"/>
+        </w:rPr>
+      </w:r>
+      <w:r>
+        <w:rPr>
+          <w:lang w:val="zh_TW" w:bidi="zh_TW"/>
+        </w:rPr>
+        <w:t>馬可福音2:10</w:t>
+      </w:r>
+    </w:p>
+    <w:p>
+      <w:pPr>
+        <w:pStyle w:val="ListBullet"/>
+        <w:spacing w:line="240" w:lineRule="auto"/>
+        <w:ind w:left="720"/>
+      </w:pPr>
+      <w:r>
+        <w:rPr>
+          <w:lang w:val="zh_TW" w:bidi="zh_TW"/>
+        </w:rPr>
+      </w:r>
+      <w:r>
+        <w:rPr>
+          <w:lang w:val="zh_TW" w:bidi="zh_TW"/>
+        </w:rPr>
+        <w:t>馬太福音13:37</w:t>
+      </w:r>
+    </w:p>
+    <w:p>
+      <w:pPr>
+        <w:pStyle w:val="ListBullet"/>
+        <w:spacing w:line="240" w:lineRule="auto"/>
+        <w:ind w:left="720"/>
+      </w:pPr>
+      <w:r>
+        <w:rPr>
+          <w:lang w:val="zh_TW" w:bidi="zh_TW"/>
+        </w:rPr>
+      </w:r>
+      <w:r>
+        <w:rPr>
+          <w:lang w:val="zh_TW" w:bidi="zh_TW"/>
+        </w:rPr>
+        <w:t>詩篇80:17–18</w:t>
+      </w:r>
+    </w:p>
+    <w:p>
+      <w:pPr>
+        <w:pStyle w:val="ListBullet"/>
+        <w:spacing w:line="240" w:lineRule="auto"/>
+        <w:ind w:left="720"/>
+      </w:pPr>
+      <w:r>
+        <w:rPr>
+          <w:lang w:val="zh_TW" w:bidi="zh_TW"/>
+        </w:rPr>
+      </w:r>
+      <w:r>
+        <w:rPr>
+          <w:lang w:val="zh_TW" w:bidi="zh_TW"/>
+        </w:rPr>
+        <w:t>啟示錄14:14</w:t>
+      </w:r>
+    </w:p>
+    <w:p>
+      <w:pPr>
+        <w:pStyle w:val="Heading3"/>
+      </w:pPr>
+      <w:r>
+        <w:rPr>
+          <w:lang w:val="zh_TW" w:bidi="zh_TW"/>
+        </w:rPr>
+        <w:t>原文參照：</w:t>
+      </w:r>
+    </w:p>
+    <w:p>
+      <w:pPr>
+        <w:pStyle w:val="ListBullet"/>
+        <w:spacing w:line="240" w:lineRule="auto"/>
+        <w:ind w:left="720"/>
+      </w:pPr>
+      <w:r>
+        <w:rPr>
+          <w:lang w:val="zh_TW" w:bidi="zh_TW"/>
+        </w:rPr>
+      </w:r>
+      <w:r>
+        <w:rPr>
+          <w:lang w:val="zh_TW" w:bidi="zh_TW"/>
+        </w:rPr>
+        <w:t>史特朗號：</w:t>
+      </w:r>
+      <w:r>
+        <w:rPr>
+          <w:lang w:val="zh_TW" w:bidi="zh_TW"/>
+        </w:rPr>
+        <w:t>H0120，H0606，H1121，H1247，G04440，G52070</w:t>
+      </w:r>
+      <w:r>
+        <w:rPr>
+          <w:lang w:val="zh_TW" w:bidi="zh_TW"/>
+        </w:rPr>
+      </w:r>
+      <w:r>
+        <w:rPr>
+          <w:lang w:val="zh_TW" w:bidi="zh_TW"/>
+        </w:rPr>
+      </w:r>
+    </w:p>
+    <w:p>
+      <w:pPr/>
+      <w:r>
+        <w:rPr>
+          <w:lang w:val="zh_TW" w:bidi="zh_TW"/>
+        </w:rPr>
+      </w:r>
+    </w:p>
+    <w:p>
+      <w:pPr>
+        <w:pStyle w:val="Heading2"/>
+      </w:pPr>
+      <w:r>
+        <w:rPr>
+          <w:lang w:val="zh_TW" w:bidi="zh_TW"/>
+        </w:rPr>
+        <w:t>忍耐</w:t>
+      </w:r>
+      <w:r>
+        <w:rPr>
+          <w:lang w:val="zh_TW" w:bidi="zh_TW"/>
+        </w:rPr>
+      </w:r>
+    </w:p>
+    <w:p>
+      <w:pPr>
+        <w:pStyle w:val="Heading3"/>
+      </w:pPr>
+      <w:r>
+        <w:rPr>
+          <w:lang w:val="zh_TW" w:bidi="zh_TW"/>
+        </w:rPr>
+        <w:t>定義：</w:t>
+      </w:r>
+    </w:p>
+    <w:p>
+      <w:pPr/>
+      <w:r>
+        <w:rPr>
+          <w:lang w:val="zh_TW" w:bidi="zh_TW"/>
+        </w:rPr>
+      </w:r>
+      <w:r>
+        <w:rPr>
+          <w:lang w:val="zh_TW" w:bidi="zh_TW"/>
+        </w:rPr>
+        <w:t>「忍耐（動詞）」這個詞的意思是長時間持續，或以耐心承受困難。</w:t>
+      </w:r>
+    </w:p>
+    <w:p>
+      <w:pPr>
+        <w:pStyle w:val="ListBullet"/>
+        <w:spacing w:line="240" w:lineRule="auto"/>
+        <w:ind w:left="720"/>
+      </w:pPr>
+      <w:r>
+        <w:rPr>
+          <w:lang w:val="zh_TW" w:bidi="zh_TW"/>
+        </w:rPr>
+      </w:r>
+      <w:r>
+        <w:rPr>
+          <w:lang w:val="zh_TW" w:bidi="zh_TW"/>
+        </w:rPr>
+        <w:t>這也指在試煉來臨時堅定不移，不輕易放棄。</w:t>
+      </w:r>
+    </w:p>
+    <w:p>
+      <w:pPr>
+        <w:pStyle w:val="ListBullet"/>
+        <w:spacing w:line="240" w:lineRule="auto"/>
+        <w:ind w:left="720"/>
+      </w:pPr>
+      <w:r>
+        <w:rPr>
+          <w:lang w:val="zh_TW" w:bidi="zh_TW"/>
+        </w:rPr>
+      </w:r>
+      <w:r>
+        <w:rPr>
+          <w:lang w:val="zh_TW" w:bidi="zh_TW"/>
+        </w:rPr>
+        <w:t>「忍耐」可以意味著「耐心」、「在試煉中堅持」或「在被逼迫時持守」。</w:t>
+      </w:r>
+    </w:p>
+    <w:p>
+      <w:pPr>
+        <w:pStyle w:val="ListBullet"/>
+        <w:spacing w:line="240" w:lineRule="auto"/>
+        <w:ind w:left="720"/>
+      </w:pPr>
+      <w:r>
+        <w:rPr>
+          <w:lang w:val="zh_TW" w:bidi="zh_TW"/>
+        </w:rPr>
+      </w:r>
+      <w:r>
+        <w:rPr>
+          <w:lang w:val="zh_TW" w:bidi="zh_TW"/>
+        </w:rPr>
+        <w:t>對基督徒的勸慰「忍耐到底」是告訴他們要順服耶穌，即使這會使他們受苦。</w:t>
+      </w:r>
+    </w:p>
+    <w:p>
+      <w:pPr>
+        <w:pStyle w:val="ListBullet"/>
+        <w:spacing w:line="240" w:lineRule="auto"/>
+        <w:ind w:left="720"/>
+      </w:pPr>
+      <w:r>
+        <w:rPr>
+          <w:lang w:val="zh_TW" w:bidi="zh_TW"/>
+        </w:rPr>
+      </w:r>
+      <w:r>
+        <w:rPr>
+          <w:lang w:val="zh_TW" w:bidi="zh_TW"/>
+        </w:rPr>
+        <w:t>「忍受苦難」也可以意味著「經歷痛苦」。</w:t>
+      </w:r>
+    </w:p>
+    <w:p>
+      <w:pPr>
+        <w:pStyle w:val="Heading3"/>
+      </w:pPr>
+      <w:r>
+        <w:rPr>
+          <w:lang w:val="zh_TW" w:bidi="zh_TW"/>
+        </w:rPr>
+        <w:t>翻譯相關建議：</w:t>
+      </w:r>
+    </w:p>
+    <w:p>
+      <w:pPr>
+        <w:pStyle w:val="ListBullet"/>
+        <w:spacing w:line="240" w:lineRule="auto"/>
+        <w:ind w:left="720"/>
+      </w:pPr>
+      <w:r>
+        <w:rPr>
+          <w:lang w:val="zh_TW" w:bidi="zh_TW"/>
+        </w:rPr>
+      </w:r>
+      <w:r>
+        <w:rPr>
+          <w:lang w:val="zh_TW" w:bidi="zh_TW"/>
+        </w:rPr>
+        <w:t>翻譯「忍耐（動詞）」這個詞的方法可以包括「堅持」、「保持信念」、「繼續做神希望你做的事」或「站穩」。</w:t>
+      </w:r>
+    </w:p>
+    <w:p>
+      <w:pPr>
+        <w:pStyle w:val="ListBullet"/>
+        <w:spacing w:line="240" w:lineRule="auto"/>
+        <w:ind w:left="720"/>
+      </w:pPr>
+      <w:r>
+        <w:rPr>
+          <w:lang w:val="zh_TW" w:bidi="zh_TW"/>
+        </w:rPr>
+      </w:r>
+      <w:r>
+        <w:rPr>
+          <w:lang w:val="zh_TW" w:bidi="zh_TW"/>
+        </w:rPr>
+        <w:t>在某些情境中，「忍耐（動詞）」可以翻譯為「經歷」或「經過」。</w:t>
+      </w:r>
+    </w:p>
+    <w:p>
+      <w:pPr>
+        <w:pStyle w:val="ListBullet"/>
+        <w:spacing w:line="240" w:lineRule="auto"/>
+        <w:ind w:left="720"/>
+      </w:pPr>
+      <w:r>
+        <w:rPr>
+          <w:lang w:val="zh_TW" w:bidi="zh_TW"/>
+        </w:rPr>
+      </w:r>
+      <w:r>
+        <w:rPr>
+          <w:lang w:val="zh_TW" w:bidi="zh_TW"/>
+        </w:rPr>
+        <w:t>「忍耐（動詞）」這個詞的意思是持續很長時間，也可以翻譯為「持續」或「繼續」。短語「不得長存」可以翻譯為「將不會持續」或「無法繼續生存」。</w:t>
+      </w:r>
+    </w:p>
+    <w:p>
+      <w:pPr>
+        <w:pStyle w:val="ListBullet"/>
+        <w:spacing w:line="240" w:lineRule="auto"/>
+        <w:ind w:left="720"/>
+      </w:pPr>
+      <w:r>
+        <w:rPr>
+          <w:lang w:val="zh_TW" w:bidi="zh_TW"/>
+        </w:rPr>
+      </w:r>
+      <w:r>
+        <w:rPr>
+          <w:lang w:val="zh_TW" w:bidi="zh_TW"/>
+        </w:rPr>
+        <w:t>翻譯「忍耐（名詞）」的方法可以包括「堅持」或「繼續相信」或「保持忠心」。</w:t>
+      </w:r>
+    </w:p>
+    <w:p>
+      <w:pPr/>
+      <w:r>
+        <w:rPr>
+          <w:lang w:val="zh_TW" w:bidi="zh_TW"/>
+        </w:rPr>
+      </w:r>
+      <w:r>
+        <w:rPr>
+          <w:lang w:val="zh_TW" w:bidi="zh_TW"/>
+        </w:rPr>
+        <w:t>（另見：堅持）</w:t>
+      </w:r>
+    </w:p>
+    <w:p>
+      <w:pPr>
+        <w:pStyle w:val="Heading3"/>
+      </w:pPr>
+      <w:r>
+        <w:rPr>
+          <w:lang w:val="zh_TW" w:bidi="zh_TW"/>
+        </w:rPr>
+        <w:t>參考經文：</w:t>
+      </w:r>
+    </w:p>
+    <w:p>
+      <w:pPr>
+        <w:pStyle w:val="ListBullet"/>
+        <w:spacing w:line="240" w:lineRule="auto"/>
+        <w:ind w:left="720"/>
+      </w:pPr>
+      <w:r>
+        <w:rPr>
+          <w:lang w:val="zh_TW" w:bidi="zh_TW"/>
+        </w:rPr>
+      </w:r>
+      <w:r>
+        <w:rPr>
+          <w:lang w:val="zh_TW" w:bidi="zh_TW"/>
+        </w:rPr>
+        <w:t>提摩太後書2:11–13</w:t>
+      </w:r>
+    </w:p>
+    <w:p>
+      <w:pPr>
+        <w:pStyle w:val="ListBullet"/>
+        <w:spacing w:line="240" w:lineRule="auto"/>
+        <w:ind w:left="720"/>
+      </w:pPr>
+      <w:r>
+        <w:rPr>
+          <w:lang w:val="zh_TW" w:bidi="zh_TW"/>
+        </w:rPr>
+      </w:r>
+      <w:r>
+        <w:rPr>
+          <w:lang w:val="zh_TW" w:bidi="zh_TW"/>
+        </w:rPr>
+        <w:t>雅各書1:3</w:t>
+      </w:r>
+    </w:p>
+    <w:p>
+      <w:pPr>
+        <w:pStyle w:val="ListBullet"/>
+        <w:spacing w:line="240" w:lineRule="auto"/>
+        <w:ind w:left="720"/>
+      </w:pPr>
+      <w:r>
+        <w:rPr>
+          <w:lang w:val="zh_TW" w:bidi="zh_TW"/>
+        </w:rPr>
+      </w:r>
+      <w:r>
+        <w:rPr>
+          <w:lang w:val="zh_TW" w:bidi="zh_TW"/>
+        </w:rPr>
+        <w:t>雅各書1:12</w:t>
+      </w:r>
+    </w:p>
+    <w:p>
+      <w:pPr>
+        <w:pStyle w:val="ListBullet"/>
+        <w:spacing w:line="240" w:lineRule="auto"/>
+        <w:ind w:left="720"/>
+      </w:pPr>
+      <w:r>
+        <w:rPr>
+          <w:lang w:val="zh_TW" w:bidi="zh_TW"/>
+        </w:rPr>
+      </w:r>
+      <w:r>
+        <w:rPr>
+          <w:lang w:val="zh_TW" w:bidi="zh_TW"/>
+        </w:rPr>
+        <w:t>路加福音21:19</w:t>
+      </w:r>
+    </w:p>
+    <w:p>
+      <w:pPr>
+        <w:pStyle w:val="ListBullet"/>
+        <w:spacing w:line="240" w:lineRule="auto"/>
+        <w:ind w:left="720"/>
+      </w:pPr>
+      <w:r>
+        <w:rPr>
+          <w:lang w:val="zh_TW" w:bidi="zh_TW"/>
+        </w:rPr>
+      </w:r>
+      <w:r>
+        <w:rPr>
+          <w:lang w:val="zh_TW" w:bidi="zh_TW"/>
+        </w:rPr>
+        <w:t>馬太福音13:21</w:t>
+      </w:r>
+    </w:p>
+    <w:p>
+      <w:pPr>
+        <w:pStyle w:val="ListBullet"/>
+        <w:spacing w:line="240" w:lineRule="auto"/>
+        <w:ind w:left="720"/>
+      </w:pPr>
+      <w:r>
+        <w:rPr>
+          <w:lang w:val="zh_TW" w:bidi="zh_TW"/>
+        </w:rPr>
+      </w:r>
+      <w:r>
+        <w:rPr>
+          <w:lang w:val="zh_TW" w:bidi="zh_TW"/>
+        </w:rPr>
+        <w:t>啟示錄1:9</w:t>
+      </w:r>
+    </w:p>
+    <w:p>
+      <w:pPr>
+        <w:pStyle w:val="ListBullet"/>
+        <w:spacing w:line="240" w:lineRule="auto"/>
+        <w:ind w:left="720"/>
+      </w:pPr>
+      <w:r>
+        <w:rPr>
+          <w:lang w:val="zh_TW" w:bidi="zh_TW"/>
+        </w:rPr>
+      </w:r>
+      <w:r>
+        <w:rPr>
+          <w:lang w:val="zh_TW" w:bidi="zh_TW"/>
+        </w:rPr>
+        <w:t>羅馬書5:3–5</w:t>
+      </w:r>
+    </w:p>
+    <w:p>
+      <w:pPr>
+        <w:pStyle w:val="Heading3"/>
+      </w:pPr>
+      <w:r>
+        <w:rPr>
+          <w:lang w:val="zh_TW" w:bidi="zh_TW"/>
+        </w:rPr>
+        <w:t>原文參照：</w:t>
+      </w:r>
+    </w:p>
+    <w:p>
+      <w:pPr>
+        <w:pStyle w:val="ListBullet"/>
+        <w:spacing w:line="240" w:lineRule="auto"/>
+        <w:ind w:left="720"/>
+      </w:pPr>
+      <w:r>
+        <w:rPr>
+          <w:lang w:val="zh_TW" w:bidi="zh_TW"/>
+        </w:rPr>
+      </w:r>
+      <w:r>
+        <w:rPr>
+          <w:lang w:val="zh_TW" w:bidi="zh_TW"/>
+        </w:rPr>
+        <w:t>史特朗號：H0386，H3201，H3557，H5331，H5375，H5975，G04300，G09070，G15260，G20050，G20760，G25940，G33060，G47220，G52780，G52810，G52970，G53420</w:t>
+      </w:r>
+      <w:r>
+        <w:rPr>
+          <w:lang w:val="zh_TW" w:bidi="zh_TW"/>
+        </w:rPr>
+      </w:r>
+      <w:r>
+        <w:rPr>
+          <w:lang w:val="zh_TW" w:bidi="zh_TW"/>
+        </w:rPr>
+      </w:r>
+    </w:p>
+    <w:p>
+      <w:pPr/>
+      <w:r>
+        <w:rPr>
+          <w:lang w:val="zh_TW" w:bidi="zh_TW"/>
+        </w:rPr>
+      </w:r>
+    </w:p>
+    <w:p>
+      <w:pPr>
+        <w:pStyle w:val="Heading2"/>
+      </w:pPr>
+      <w:r>
+        <w:rPr>
+          <w:lang w:val="zh_TW" w:bidi="zh_TW"/>
+        </w:rPr>
+        <w:t>忍耐</w:t>
+      </w:r>
+      <w:r>
+        <w:rPr>
+          <w:lang w:val="zh_TW" w:bidi="zh_TW"/>
+        </w:rPr>
+      </w:r>
+    </w:p>
+    <w:p>
+      <w:pPr>
+        <w:pStyle w:val="Heading3"/>
+      </w:pPr>
+      <w:r>
+        <w:rPr>
+          <w:lang w:val="zh_TW" w:bidi="zh_TW"/>
+        </w:rPr>
+        <w:t>定義：</w:t>
+      </w:r>
+    </w:p>
+    <w:p>
+      <w:pPr/>
+      <w:r>
+        <w:rPr>
+          <w:lang w:val="zh_TW" w:bidi="zh_TW"/>
+        </w:rPr>
+      </w:r>
+      <w:r>
+        <w:rPr>
+          <w:lang w:val="zh_TW" w:bidi="zh_TW"/>
+        </w:rPr>
+        <w:t>「忍耐」和「耐性」這些詞語指的是在困難的情況下堅持不懈。忍耐通常與等待這個詞語連在一起。</w:t>
+      </w:r>
+    </w:p>
+    <w:p>
+      <w:pPr>
+        <w:pStyle w:val="ListBullet"/>
+        <w:spacing w:line="240" w:lineRule="auto"/>
+        <w:ind w:left="720"/>
+      </w:pPr>
+      <w:r>
+        <w:rPr>
+          <w:lang w:val="zh_TW" w:bidi="zh_TW"/>
+        </w:rPr>
+      </w:r>
+      <w:r>
+        <w:rPr>
+          <w:lang w:val="zh_TW" w:bidi="zh_TW"/>
+        </w:rPr>
+        <w:t>當人對他人有忍耐時，意味著他們愛那個人，又饒恕那個人的任何過錯。</w:t>
+      </w:r>
+    </w:p>
+    <w:p>
+      <w:pPr>
+        <w:pStyle w:val="ListBullet"/>
+        <w:spacing w:line="240" w:lineRule="auto"/>
+        <w:ind w:left="720"/>
+      </w:pPr>
+      <w:r>
+        <w:rPr>
+          <w:lang w:val="zh_TW" w:bidi="zh_TW"/>
+        </w:rPr>
+      </w:r>
+      <w:r>
+        <w:rPr>
+          <w:lang w:val="zh_TW" w:bidi="zh_TW"/>
+        </w:rPr>
+        <w:t>聖經教導神的子民在面對困難時要有忍耐，並且要彼此忍耐。</w:t>
+      </w:r>
+    </w:p>
+    <w:p>
+      <w:pPr>
+        <w:pStyle w:val="ListBullet"/>
+        <w:spacing w:line="240" w:lineRule="auto"/>
+        <w:ind w:left="720"/>
+      </w:pPr>
+      <w:r>
+        <w:rPr>
+          <w:lang w:val="zh_TW" w:bidi="zh_TW"/>
+        </w:rPr>
+      </w:r>
+      <w:r>
+        <w:rPr>
+          <w:lang w:val="zh_TW" w:bidi="zh_TW"/>
+        </w:rPr>
+        <w:t>即使人是應該受懲罰的罪人，但神滿有憐憫，仍對人忍耐，</w:t>
+      </w:r>
+    </w:p>
+    <w:p>
+      <w:pPr/>
+      <w:r>
+        <w:rPr>
+          <w:lang w:val="zh_TW" w:bidi="zh_TW"/>
+        </w:rPr>
+      </w:r>
+      <w:r>
+        <w:rPr>
+          <w:lang w:val="zh_TW" w:bidi="zh_TW"/>
+        </w:rPr>
+        <w:t>（另見：</w:t>
+      </w:r>
+      <w:r>
+        <w:rPr>
+          <w:lang w:val="zh_TW" w:bidi="zh_TW"/>
+        </w:rPr>
+        <w:t>忍耐</w:t>
       </w:r>
       <w:r>
         <w:rPr>
@@ -783,802 +1536,13 @@
         <w:rPr>
           <w:lang w:val="zh_TW" w:bidi="zh_TW"/>
         </w:rPr>
-        <w:t>神的兒子</w:t>
-      </w:r>
-      <w:r>
-        <w:rPr>
-          <w:lang w:val="zh_TW" w:bidi="zh_TW"/>
-        </w:rPr>
-        <w:t>、</w:t>
-      </w:r>
-      <w:r>
-        <w:rPr>
-          <w:lang w:val="zh_TW" w:bidi="zh_TW"/>
-        </w:rPr>
-        <w:t>雅巍</w:t>
-      </w:r>
-      <w:r>
-        <w:rPr>
-          <w:lang w:val="zh_TW" w:bidi="zh_TW"/>
-        </w:rPr>
-        <w:t>）</w:t>
-      </w:r>
-    </w:p>
-    <w:p>
-      <w:pPr>
-        <w:pStyle w:val="Heading3"/>
-      </w:pPr>
-      <w:r>
-        <w:rPr>
-          <w:lang w:val="zh_TW" w:bidi="zh_TW"/>
-        </w:rPr>
-        <w:t>參考經文：</w:t>
-      </w:r>
-    </w:p>
-    <w:p>
-      <w:pPr>
-        <w:pStyle w:val="ListBullet"/>
-        <w:spacing w:line="240" w:lineRule="auto"/>
-        <w:ind w:left="720"/>
-      </w:pPr>
-      <w:r>
-        <w:rPr>
-          <w:lang w:val="zh_TW" w:bidi="zh_TW"/>
-        </w:rPr>
-      </w:r>
-      <w:r>
-        <w:rPr>
-          <w:lang w:val="zh_TW" w:bidi="zh_TW"/>
-        </w:rPr>
-        <w:t>使徒行傳7:56</w:t>
-      </w:r>
-    </w:p>
-    <w:p>
-      <w:pPr>
-        <w:pStyle w:val="ListBullet"/>
-        <w:spacing w:line="240" w:lineRule="auto"/>
-        <w:ind w:left="720"/>
-      </w:pPr>
-      <w:r>
-        <w:rPr>
-          <w:lang w:val="zh_TW" w:bidi="zh_TW"/>
-        </w:rPr>
-      </w:r>
-      <w:r>
-        <w:rPr>
-          <w:lang w:val="zh_TW" w:bidi="zh_TW"/>
-        </w:rPr>
-        <w:t>但以理書7:14</w:t>
-      </w:r>
-    </w:p>
-    <w:p>
-      <w:pPr>
-        <w:pStyle w:val="ListBullet"/>
-        <w:spacing w:line="240" w:lineRule="auto"/>
-        <w:ind w:left="720"/>
-      </w:pPr>
-      <w:r>
-        <w:rPr>
-          <w:lang w:val="zh_TW" w:bidi="zh_TW"/>
-        </w:rPr>
-      </w:r>
-      <w:r>
-        <w:rPr>
-          <w:lang w:val="zh_TW" w:bidi="zh_TW"/>
-        </w:rPr>
-        <w:t>以西結書43:6–8</w:t>
-      </w:r>
-    </w:p>
-    <w:p>
-      <w:pPr>
-        <w:pStyle w:val="ListBullet"/>
-        <w:spacing w:line="240" w:lineRule="auto"/>
-        <w:ind w:left="720"/>
-      </w:pPr>
-      <w:r>
-        <w:rPr>
-          <w:lang w:val="zh_TW" w:bidi="zh_TW"/>
-        </w:rPr>
-      </w:r>
-      <w:r>
-        <w:rPr>
-          <w:lang w:val="zh_TW" w:bidi="zh_TW"/>
-        </w:rPr>
-        <w:t>約翰福音3:12–13</w:t>
-      </w:r>
-    </w:p>
-    <w:p>
-      <w:pPr>
-        <w:pStyle w:val="ListBullet"/>
-        <w:spacing w:line="240" w:lineRule="auto"/>
-        <w:ind w:left="720"/>
-      </w:pPr>
-      <w:r>
-        <w:rPr>
-          <w:lang w:val="zh_TW" w:bidi="zh_TW"/>
-        </w:rPr>
-      </w:r>
-      <w:r>
-        <w:rPr>
-          <w:lang w:val="zh_TW" w:bidi="zh_TW"/>
-        </w:rPr>
-        <w:t>路加福音6:5</w:t>
-      </w:r>
-    </w:p>
-    <w:p>
-      <w:pPr>
-        <w:pStyle w:val="ListBullet"/>
-        <w:spacing w:line="240" w:lineRule="auto"/>
-        <w:ind w:left="720"/>
-      </w:pPr>
-      <w:r>
-        <w:rPr>
-          <w:lang w:val="zh_TW" w:bidi="zh_TW"/>
-        </w:rPr>
-      </w:r>
-      <w:r>
-        <w:rPr>
-          <w:lang w:val="zh_TW" w:bidi="zh_TW"/>
-        </w:rPr>
-        <w:t>馬可福音2:10</w:t>
-      </w:r>
-    </w:p>
-    <w:p>
-      <w:pPr>
-        <w:pStyle w:val="ListBullet"/>
-        <w:spacing w:line="240" w:lineRule="auto"/>
-        <w:ind w:left="720"/>
-      </w:pPr>
-      <w:r>
-        <w:rPr>
-          <w:lang w:val="zh_TW" w:bidi="zh_TW"/>
-        </w:rPr>
-      </w:r>
-      <w:r>
-        <w:rPr>
-          <w:lang w:val="zh_TW" w:bidi="zh_TW"/>
-        </w:rPr>
-        <w:t>馬太福音13:37</w:t>
-      </w:r>
-    </w:p>
-    <w:p>
-      <w:pPr>
-        <w:pStyle w:val="ListBullet"/>
-        <w:spacing w:line="240" w:lineRule="auto"/>
-        <w:ind w:left="720"/>
-      </w:pPr>
-      <w:r>
-        <w:rPr>
-          <w:lang w:val="zh_TW" w:bidi="zh_TW"/>
-        </w:rPr>
-      </w:r>
-      <w:r>
-        <w:rPr>
-          <w:lang w:val="zh_TW" w:bidi="zh_TW"/>
-        </w:rPr>
-        <w:t>詩篇80:17–18</w:t>
-      </w:r>
-    </w:p>
-    <w:p>
-      <w:pPr>
-        <w:pStyle w:val="ListBullet"/>
-        <w:spacing w:line="240" w:lineRule="auto"/>
-        <w:ind w:left="720"/>
-      </w:pPr>
-      <w:r>
-        <w:rPr>
-          <w:lang w:val="zh_TW" w:bidi="zh_TW"/>
-        </w:rPr>
-      </w:r>
-      <w:r>
-        <w:rPr>
-          <w:lang w:val="zh_TW" w:bidi="zh_TW"/>
-        </w:rPr>
-        <w:t>啟示錄14:14</w:t>
-      </w:r>
-    </w:p>
-    <w:p>
-      <w:pPr>
-        <w:pStyle w:val="Heading3"/>
-      </w:pPr>
-      <w:r>
-        <w:rPr>
-          <w:lang w:val="zh_TW" w:bidi="zh_TW"/>
-        </w:rPr>
-        <w:t>原文參照：</w:t>
-      </w:r>
-    </w:p>
-    <w:p>
-      <w:pPr>
-        <w:pStyle w:val="ListBullet"/>
-        <w:spacing w:line="240" w:lineRule="auto"/>
-        <w:ind w:left="720"/>
-      </w:pPr>
-      <w:r>
-        <w:rPr>
-          <w:lang w:val="zh_TW" w:bidi="zh_TW"/>
-        </w:rPr>
-      </w:r>
-      <w:r>
-        <w:rPr>
-          <w:lang w:val="zh_TW" w:bidi="zh_TW"/>
-        </w:rPr>
-        <w:t>史特朗號：</w:t>
-      </w:r>
-      <w:r>
-        <w:rPr>
-          <w:lang w:val="zh_TW" w:bidi="zh_TW"/>
-        </w:rPr>
-        <w:t>H0120，H0606，H1121，H1247，G04440，G52070</w:t>
-      </w:r>
-      <w:r>
-        <w:rPr>
-          <w:lang w:val="zh_TW" w:bidi="zh_TW"/>
-        </w:rPr>
-      </w:r>
-      <w:r>
-        <w:rPr>
-          <w:lang w:val="zh_TW" w:bidi="zh_TW"/>
-        </w:rPr>
-      </w:r>
-    </w:p>
-    <w:p>
-      <w:pPr/>
-      <w:r>
-        <w:rPr>
-          <w:lang w:val="zh_TW" w:bidi="zh_TW"/>
-        </w:rPr>
-      </w:r>
-    </w:p>
-    <w:p>
-      <w:pPr>
-        <w:pStyle w:val="Heading2"/>
-      </w:pPr>
-      <w:r>
-        <w:rPr>
-          <w:lang w:val="zh_TW" w:bidi="zh_TW"/>
-        </w:rPr>
-        <w:t>忍耐</w:t>
-      </w:r>
-      <w:r>
-        <w:rPr>
-          <w:lang w:val="zh_TW" w:bidi="zh_TW"/>
-        </w:rPr>
-      </w:r>
-    </w:p>
-    <w:p>
-      <w:pPr>
-        <w:pStyle w:val="Heading3"/>
-      </w:pPr>
-      <w:r>
-        <w:rPr>
-          <w:lang w:val="zh_TW" w:bidi="zh_TW"/>
-        </w:rPr>
-        <w:t>定義：</w:t>
-      </w:r>
-    </w:p>
-    <w:p>
-      <w:pPr/>
-      <w:r>
-        <w:rPr>
-          <w:lang w:val="zh_TW" w:bidi="zh_TW"/>
-        </w:rPr>
-      </w:r>
-      <w:r>
-        <w:rPr>
-          <w:lang w:val="zh_TW" w:bidi="zh_TW"/>
-        </w:rPr>
-        <w:t>「忍耐（動詞）」這個詞的意思是長時間持續，或以耐心承受困難。</w:t>
-      </w:r>
-    </w:p>
-    <w:p>
-      <w:pPr>
-        <w:pStyle w:val="ListBullet"/>
-        <w:spacing w:line="240" w:lineRule="auto"/>
-        <w:ind w:left="720"/>
-      </w:pPr>
-      <w:r>
-        <w:rPr>
-          <w:lang w:val="zh_TW" w:bidi="zh_TW"/>
-        </w:rPr>
-      </w:r>
-      <w:r>
-        <w:rPr>
-          <w:lang w:val="zh_TW" w:bidi="zh_TW"/>
-        </w:rPr>
-        <w:t>這也指在試煉來臨時堅定不移，不輕易放棄。</w:t>
-      </w:r>
-    </w:p>
-    <w:p>
-      <w:pPr>
-        <w:pStyle w:val="ListBullet"/>
-        <w:spacing w:line="240" w:lineRule="auto"/>
-        <w:ind w:left="720"/>
-      </w:pPr>
-      <w:r>
-        <w:rPr>
-          <w:lang w:val="zh_TW" w:bidi="zh_TW"/>
-        </w:rPr>
-      </w:r>
-      <w:r>
-        <w:rPr>
-          <w:lang w:val="zh_TW" w:bidi="zh_TW"/>
-        </w:rPr>
-        <w:t>「忍耐」可以意味著「耐心」、「在試煉中堅持」或「在被逼迫時持守」。</w:t>
-      </w:r>
-    </w:p>
-    <w:p>
-      <w:pPr>
-        <w:pStyle w:val="ListBullet"/>
-        <w:spacing w:line="240" w:lineRule="auto"/>
-        <w:ind w:left="720"/>
-      </w:pPr>
-      <w:r>
-        <w:rPr>
-          <w:lang w:val="zh_TW" w:bidi="zh_TW"/>
-        </w:rPr>
-      </w:r>
-      <w:r>
-        <w:rPr>
-          <w:lang w:val="zh_TW" w:bidi="zh_TW"/>
-        </w:rPr>
-        <w:t>對基督徒的勸慰「忍耐到底」是告訴他們要順服耶穌，即使這會使他們受苦。</w:t>
-      </w:r>
-    </w:p>
-    <w:p>
-      <w:pPr>
-        <w:pStyle w:val="ListBullet"/>
-        <w:spacing w:line="240" w:lineRule="auto"/>
-        <w:ind w:left="720"/>
-      </w:pPr>
-      <w:r>
-        <w:rPr>
-          <w:lang w:val="zh_TW" w:bidi="zh_TW"/>
-        </w:rPr>
-      </w:r>
-      <w:r>
-        <w:rPr>
-          <w:lang w:val="zh_TW" w:bidi="zh_TW"/>
-        </w:rPr>
-        <w:t>「忍受苦難」也可以意味著「經歷痛苦」。</w:t>
-      </w:r>
-    </w:p>
-    <w:p>
-      <w:pPr>
-        <w:pStyle w:val="Heading3"/>
-      </w:pPr>
-      <w:r>
-        <w:rPr>
-          <w:lang w:val="zh_TW" w:bidi="zh_TW"/>
-        </w:rPr>
-        <w:t>翻譯相關建議：</w:t>
-      </w:r>
-    </w:p>
-    <w:p>
-      <w:pPr>
-        <w:pStyle w:val="ListBullet"/>
-        <w:spacing w:line="240" w:lineRule="auto"/>
-        <w:ind w:left="720"/>
-      </w:pPr>
-      <w:r>
-        <w:rPr>
-          <w:lang w:val="zh_TW" w:bidi="zh_TW"/>
-        </w:rPr>
-      </w:r>
-      <w:r>
-        <w:rPr>
-          <w:lang w:val="zh_TW" w:bidi="zh_TW"/>
-        </w:rPr>
-        <w:t>翻譯「忍耐（動詞）」這個詞的方法可以包括「堅持」、「保持信念」、「繼續做神希望你做的事」或「站穩」。</w:t>
-      </w:r>
-    </w:p>
-    <w:p>
-      <w:pPr>
-        <w:pStyle w:val="ListBullet"/>
-        <w:spacing w:line="240" w:lineRule="auto"/>
-        <w:ind w:left="720"/>
-      </w:pPr>
-      <w:r>
-        <w:rPr>
-          <w:lang w:val="zh_TW" w:bidi="zh_TW"/>
-        </w:rPr>
-      </w:r>
-      <w:r>
-        <w:rPr>
-          <w:lang w:val="zh_TW" w:bidi="zh_TW"/>
-        </w:rPr>
-        <w:t>在某些情境中，「忍耐（動詞）」可以翻譯為「經歷」或「經過」。</w:t>
-      </w:r>
-    </w:p>
-    <w:p>
-      <w:pPr>
-        <w:pStyle w:val="ListBullet"/>
-        <w:spacing w:line="240" w:lineRule="auto"/>
-        <w:ind w:left="720"/>
-      </w:pPr>
-      <w:r>
-        <w:rPr>
-          <w:lang w:val="zh_TW" w:bidi="zh_TW"/>
-        </w:rPr>
-      </w:r>
-      <w:r>
-        <w:rPr>
-          <w:lang w:val="zh_TW" w:bidi="zh_TW"/>
-        </w:rPr>
-        <w:t>「忍耐（動詞）」這個詞的意思是持續很長時間，也可以翻譯為「持續」或「繼續」。短語「不得長存」可以翻譯為「將不會持續」或「無法繼續生存」。</w:t>
-      </w:r>
-    </w:p>
-    <w:p>
-      <w:pPr>
-        <w:pStyle w:val="ListBullet"/>
-        <w:spacing w:line="240" w:lineRule="auto"/>
-        <w:ind w:left="720"/>
-      </w:pPr>
-      <w:r>
-        <w:rPr>
-          <w:lang w:val="zh_TW" w:bidi="zh_TW"/>
-        </w:rPr>
-      </w:r>
-      <w:r>
-        <w:rPr>
-          <w:lang w:val="zh_TW" w:bidi="zh_TW"/>
-        </w:rPr>
-        <w:t>翻譯「忍耐（名詞）」的方法可以包括「堅持」或「繼續相信」或「保持忠心」。</w:t>
-      </w:r>
-    </w:p>
-    <w:p>
-      <w:pPr/>
-      <w:r>
-        <w:rPr>
-          <w:lang w:val="zh_TW" w:bidi="zh_TW"/>
-        </w:rPr>
-      </w:r>
-      <w:r>
-        <w:rPr>
-          <w:lang w:val="zh_TW" w:bidi="zh_TW"/>
-        </w:rPr>
-        <w:t>（另見：</w:t>
-      </w:r>
-      <w:r>
-        <w:rPr>
-          <w:lang w:val="zh_TW" w:bidi="zh_TW"/>
-        </w:rPr>
-        <w:t>堅持</w:t>
-      </w:r>
-      <w:r>
-        <w:rPr>
-          <w:lang w:val="zh_TW" w:bidi="zh_TW"/>
-        </w:rPr>
-        <w:t>）</w:t>
-      </w:r>
-    </w:p>
-    <w:p>
-      <w:pPr>
-        <w:pStyle w:val="Heading3"/>
-      </w:pPr>
-      <w:r>
-        <w:rPr>
-          <w:lang w:val="zh_TW" w:bidi="zh_TW"/>
-        </w:rPr>
-        <w:t>參考經文：</w:t>
-      </w:r>
-    </w:p>
-    <w:p>
-      <w:pPr>
-        <w:pStyle w:val="ListBullet"/>
-        <w:spacing w:line="240" w:lineRule="auto"/>
-        <w:ind w:left="720"/>
-      </w:pPr>
-      <w:r>
-        <w:rPr>
-          <w:lang w:val="zh_TW" w:bidi="zh_TW"/>
-        </w:rPr>
-      </w:r>
-      <w:r>
-        <w:rPr>
-          <w:lang w:val="zh_TW" w:bidi="zh_TW"/>
-        </w:rPr>
-        <w:t>提摩太後書2:11–13</w:t>
-      </w:r>
-    </w:p>
-    <w:p>
-      <w:pPr>
-        <w:pStyle w:val="ListBullet"/>
-        <w:spacing w:line="240" w:lineRule="auto"/>
-        <w:ind w:left="720"/>
-      </w:pPr>
-      <w:r>
-        <w:rPr>
-          <w:lang w:val="zh_TW" w:bidi="zh_TW"/>
-        </w:rPr>
-      </w:r>
-      <w:r>
-        <w:rPr>
-          <w:lang w:val="zh_TW" w:bidi="zh_TW"/>
-        </w:rPr>
-        <w:t>雅各書1:3</w:t>
-      </w:r>
-    </w:p>
-    <w:p>
-      <w:pPr>
-        <w:pStyle w:val="ListBullet"/>
-        <w:spacing w:line="240" w:lineRule="auto"/>
-        <w:ind w:left="720"/>
-      </w:pPr>
-      <w:r>
-        <w:rPr>
-          <w:lang w:val="zh_TW" w:bidi="zh_TW"/>
-        </w:rPr>
-      </w:r>
-      <w:r>
-        <w:rPr>
-          <w:lang w:val="zh_TW" w:bidi="zh_TW"/>
-        </w:rPr>
-        <w:t>雅各書1:12</w:t>
-      </w:r>
-    </w:p>
-    <w:p>
-      <w:pPr>
-        <w:pStyle w:val="ListBullet"/>
-        <w:spacing w:line="240" w:lineRule="auto"/>
-        <w:ind w:left="720"/>
-      </w:pPr>
-      <w:r>
-        <w:rPr>
-          <w:lang w:val="zh_TW" w:bidi="zh_TW"/>
-        </w:rPr>
-      </w:r>
-      <w:r>
-        <w:rPr>
-          <w:lang w:val="zh_TW" w:bidi="zh_TW"/>
-        </w:rPr>
-        <w:t>路加福音21:19</w:t>
-      </w:r>
-    </w:p>
-    <w:p>
-      <w:pPr>
-        <w:pStyle w:val="ListBullet"/>
-        <w:spacing w:line="240" w:lineRule="auto"/>
-        <w:ind w:left="720"/>
-      </w:pPr>
-      <w:r>
-        <w:rPr>
-          <w:lang w:val="zh_TW" w:bidi="zh_TW"/>
-        </w:rPr>
-      </w:r>
-      <w:r>
-        <w:rPr>
-          <w:lang w:val="zh_TW" w:bidi="zh_TW"/>
-        </w:rPr>
-        <w:t>馬太福音13:21</w:t>
-      </w:r>
-    </w:p>
-    <w:p>
-      <w:pPr>
-        <w:pStyle w:val="ListBullet"/>
-        <w:spacing w:line="240" w:lineRule="auto"/>
-        <w:ind w:left="720"/>
-      </w:pPr>
-      <w:r>
-        <w:rPr>
-          <w:lang w:val="zh_TW" w:bidi="zh_TW"/>
-        </w:rPr>
-      </w:r>
-      <w:r>
-        <w:rPr>
-          <w:lang w:val="zh_TW" w:bidi="zh_TW"/>
-        </w:rPr>
-        <w:t>啟示錄1:9</w:t>
-      </w:r>
-    </w:p>
-    <w:p>
-      <w:pPr>
-        <w:pStyle w:val="ListBullet"/>
-        <w:spacing w:line="240" w:lineRule="auto"/>
-        <w:ind w:left="720"/>
-      </w:pPr>
-      <w:r>
-        <w:rPr>
-          <w:lang w:val="zh_TW" w:bidi="zh_TW"/>
-        </w:rPr>
-      </w:r>
-      <w:r>
-        <w:rPr>
-          <w:lang w:val="zh_TW" w:bidi="zh_TW"/>
-        </w:rPr>
-        <w:t>羅馬書5:3–5</w:t>
-      </w:r>
-    </w:p>
-    <w:p>
-      <w:pPr>
-        <w:pStyle w:val="Heading3"/>
-      </w:pPr>
-      <w:r>
-        <w:rPr>
-          <w:lang w:val="zh_TW" w:bidi="zh_TW"/>
-        </w:rPr>
-        <w:t>原文參照：</w:t>
-      </w:r>
-    </w:p>
-    <w:p>
-      <w:pPr>
-        <w:pStyle w:val="ListBullet"/>
-        <w:spacing w:line="240" w:lineRule="auto"/>
-        <w:ind w:left="720"/>
-      </w:pPr>
-      <w:r>
-        <w:rPr>
-          <w:lang w:val="zh_TW" w:bidi="zh_TW"/>
-        </w:rPr>
-      </w:r>
-      <w:r>
-        <w:rPr>
-          <w:lang w:val="zh_TW" w:bidi="zh_TW"/>
-        </w:rPr>
-        <w:t>史特朗號：H0386，H3201，H3557，H5331，H5375，H5975，G04300，G09070，G15260，G20050，G20760，G25940，G33060，G47220，G52780，G52810，G52970，G53420</w:t>
-      </w:r>
-      <w:r>
-        <w:rPr>
-          <w:lang w:val="zh_TW" w:bidi="zh_TW"/>
-        </w:rPr>
-      </w:r>
-      <w:r>
-        <w:rPr>
-          <w:lang w:val="zh_TW" w:bidi="zh_TW"/>
-        </w:rPr>
-      </w:r>
-    </w:p>
-    <w:p>
-      <w:pPr/>
-      <w:r>
-        <w:rPr>
-          <w:lang w:val="zh_TW" w:bidi="zh_TW"/>
-        </w:rPr>
-      </w:r>
-    </w:p>
-    <w:p>
-      <w:pPr>
-        <w:pStyle w:val="Heading2"/>
-      </w:pPr>
-      <w:r>
-        <w:rPr>
-          <w:lang w:val="zh_TW" w:bidi="zh_TW"/>
-        </w:rPr>
-        <w:t>忍耐</w:t>
-      </w:r>
-      <w:r>
-        <w:rPr>
-          <w:lang w:val="zh_TW" w:bidi="zh_TW"/>
-        </w:rPr>
-      </w:r>
-    </w:p>
-    <w:p>
-      <w:pPr>
-        <w:pStyle w:val="Heading3"/>
-      </w:pPr>
-      <w:r>
-        <w:rPr>
-          <w:lang w:val="zh_TW" w:bidi="zh_TW"/>
-        </w:rPr>
-        <w:t>定義：</w:t>
-      </w:r>
-    </w:p>
-    <w:p>
-      <w:pPr/>
-      <w:r>
-        <w:rPr>
-          <w:lang w:val="zh_TW" w:bidi="zh_TW"/>
-        </w:rPr>
-      </w:r>
-      <w:r>
-        <w:rPr>
-          <w:lang w:val="zh_TW" w:bidi="zh_TW"/>
-        </w:rPr>
-        <w:t>「忍耐」和「耐性」這些詞語指的是在困難的情況下堅持不懈。忍耐通常與等待這個詞語連在一起。</w:t>
-      </w:r>
-    </w:p>
-    <w:p>
-      <w:pPr>
-        <w:pStyle w:val="ListBullet"/>
-        <w:spacing w:line="240" w:lineRule="auto"/>
-        <w:ind w:left="720"/>
-      </w:pPr>
-      <w:r>
-        <w:rPr>
-          <w:lang w:val="zh_TW" w:bidi="zh_TW"/>
-        </w:rPr>
-      </w:r>
-      <w:r>
-        <w:rPr>
-          <w:lang w:val="zh_TW" w:bidi="zh_TW"/>
-        </w:rPr>
-        <w:t>當人對他人有忍耐時，意味著他們愛那個人，又饒恕那個人的任何過錯。</w:t>
-      </w:r>
-    </w:p>
-    <w:p>
-      <w:pPr>
-        <w:pStyle w:val="ListBullet"/>
-        <w:spacing w:line="240" w:lineRule="auto"/>
-        <w:ind w:left="720"/>
-      </w:pPr>
-      <w:r>
-        <w:rPr>
-          <w:lang w:val="zh_TW" w:bidi="zh_TW"/>
-        </w:rPr>
-      </w:r>
-      <w:r>
-        <w:rPr>
-          <w:lang w:val="zh_TW" w:bidi="zh_TW"/>
-        </w:rPr>
-        <w:t>聖經教導神的子民在面對困難時要有忍耐，並且要彼此忍耐。</w:t>
-      </w:r>
-    </w:p>
-    <w:p>
-      <w:pPr>
-        <w:pStyle w:val="ListBullet"/>
-        <w:spacing w:line="240" w:lineRule="auto"/>
-        <w:ind w:left="720"/>
-      </w:pPr>
-      <w:r>
-        <w:rPr>
-          <w:lang w:val="zh_TW" w:bidi="zh_TW"/>
-        </w:rPr>
-      </w:r>
-      <w:r>
-        <w:rPr>
-          <w:lang w:val="zh_TW" w:bidi="zh_TW"/>
-        </w:rPr>
-        <w:t>即使人是應該受懲罰的罪人，但神滿有憐憫，仍對人忍耐，</w:t>
-      </w:r>
-    </w:p>
-    <w:p>
-      <w:pPr/>
-      <w:r>
-        <w:rPr>
-          <w:lang w:val="zh_TW" w:bidi="zh_TW"/>
-        </w:rPr>
-      </w:r>
-      <w:r>
-        <w:rPr>
-          <w:lang w:val="zh_TW" w:bidi="zh_TW"/>
-        </w:rPr>
-        <w:t>（另見：</w:t>
-      </w:r>
-      <w:r>
-        <w:rPr>
-          <w:lang w:val="zh_TW" w:bidi="zh_TW"/>
-        </w:rPr>
-        <w:t>忍耐</w:t>
-      </w:r>
-      <w:r>
-        <w:rPr>
-          <w:lang w:val="zh_TW" w:bidi="zh_TW"/>
-        </w:rPr>
-        <w:t>、</w:t>
-      </w:r>
-      <w:r>
-        <w:rPr>
-          <w:lang w:val="zh_TW" w:bidi="zh_TW"/>
-        </w:rPr>
         <w:t>饒恕</w:t>
       </w:r>
       <w:r>
         <w:rPr>
           <w:lang w:val="zh_TW" w:bidi="zh_TW"/>
         </w:rPr>
-        <w:t>、</w:t>
-      </w:r>
-      <w:r>
-        <w:rPr>
-          <w:lang w:val="zh_TW" w:bidi="zh_TW"/>
-        </w:rPr>
-        <w:t>堅持</w:t>
-      </w:r>
-      <w:r>
-        <w:rPr>
-          <w:lang w:val="zh_TW" w:bidi="zh_TW"/>
-        </w:rPr>
-        <w:t>）</w:t>
+        <w:t>、堅持）</w:t>
       </w:r>
     </w:p>
     <w:p>
